--- a/LAB_AT_OOSD/LAB05/word/PhamMinhGiang-12DHCNPM1-Lab05.docx
+++ b/LAB_AT_OOSD/LAB05/word/PhamMinhGiang-12DHCNPM1-Lab05.docx
@@ -2799,17 +2799,20 @@
     <w:p>
       <w:pPr>
         <w:jc w:val="center"/>
-      </w:pPr>
-      <w:r>
         <w:rPr>
-          <w:noProof/>
+          <w:lang w:val="en-US"/>
+        </w:rPr>
+      </w:pPr>
+      <w:r>
+        <w:rPr>
+          <w:lang w:val="en-US"/>
         </w:rPr>
         <w:lastRenderedPageBreak/>
         <w:drawing>
-          <wp:inline distT="0" distB="0" distL="0" distR="0" wp14:anchorId="61754D10" wp14:editId="6C1A4BC2">
-            <wp:extent cx="4860000" cy="2970000"/>
-            <wp:effectExtent l="0" t="0" r="0" b="0"/>
-            <wp:docPr id="1" name="Picture 1"/>
+          <wp:inline distT="0" distB="0" distL="0" distR="0" wp14:anchorId="2F90E220" wp14:editId="2F1631CD">
+            <wp:extent cx="9105583" cy="5593080"/>
+            <wp:effectExtent l="0" t="0" r="0" b="7620"/>
+            <wp:docPr id="1519433793" name="Picture 4"/>
             <wp:cNvGraphicFramePr>
               <a:graphicFrameLocks xmlns:a="http://schemas.openxmlformats.org/drawingml/2006/main" noChangeAspect="1"/>
             </wp:cNvGraphicFramePr>
@@ -2817,23 +2820,36 @@
               <a:graphicData uri="http://schemas.openxmlformats.org/drawingml/2006/picture">
                 <pic:pic xmlns:pic="http://schemas.openxmlformats.org/drawingml/2006/picture">
                   <pic:nvPicPr>
-                    <pic:cNvPr id="0" name="U1_Class_Analysis.png"/>
-                    <pic:cNvPicPr/>
+                    <pic:cNvPr id="0" name="Picture 6"/>
+                    <pic:cNvPicPr>
+                      <a:picLocks noChangeAspect="1" noChangeArrowheads="1"/>
+                    </pic:cNvPicPr>
                   </pic:nvPicPr>
                   <pic:blipFill>
-                    <a:blip r:embed="rId9"/>
+                    <a:blip r:embed="rId9" cstate="print">
+                      <a:extLst>
+                        <a:ext uri="{28A0092B-C50C-407E-A947-70E740481C1C}">
+                          <a14:useLocalDpi xmlns:a14="http://schemas.microsoft.com/office/drawing/2010/main" val="0"/>
+                        </a:ext>
+                      </a:extLst>
+                    </a:blip>
+                    <a:srcRect/>
                     <a:stretch>
                       <a:fillRect/>
                     </a:stretch>
                   </pic:blipFill>
-                  <pic:spPr>
+                  <pic:spPr bwMode="auto">
                     <a:xfrm>
                       <a:off x="0" y="0"/>
-                      <a:ext cx="4860000" cy="2970000"/>
+                      <a:ext cx="9116592" cy="5599842"/>
                     </a:xfrm>
                     <a:prstGeom prst="rect">
                       <a:avLst/>
                     </a:prstGeom>
+                    <a:noFill/>
+                    <a:ln>
+                      <a:noFill/>
+                    </a:ln>
                   </pic:spPr>
                 </pic:pic>
               </a:graphicData>
@@ -2841,6 +2857,11 @@
           </wp:inline>
         </w:drawing>
       </w:r>
+    </w:p>
+    <w:p>
+      <w:pPr>
+        <w:jc w:val="center"/>
+      </w:pPr>
     </w:p>
     <w:p>
       <w:pPr>
@@ -2879,17 +2900,20 @@
     <w:p>
       <w:pPr>
         <w:jc w:val="center"/>
-      </w:pPr>
-      <w:r>
         <w:rPr>
-          <w:noProof/>
+          <w:lang w:val="en-US"/>
+        </w:rPr>
+      </w:pPr>
+      <w:r>
+        <w:rPr>
+          <w:lang w:val="en-US"/>
         </w:rPr>
         <w:lastRenderedPageBreak/>
         <w:drawing>
-          <wp:inline distT="0" distB="0" distL="0" distR="0" wp14:anchorId="47D92F5D" wp14:editId="71FACD30">
-            <wp:extent cx="5760000" cy="3320469"/>
-            <wp:effectExtent l="0" t="0" r="0" b="0"/>
-            <wp:docPr id="2" name="Picture 2"/>
+          <wp:inline distT="0" distB="0" distL="0" distR="0" wp14:anchorId="768A23BE" wp14:editId="640F03EB">
+            <wp:extent cx="7757537" cy="4434840"/>
+            <wp:effectExtent l="0" t="0" r="0" b="3810"/>
+            <wp:docPr id="304320801" name="Picture 6"/>
             <wp:cNvGraphicFramePr>
               <a:graphicFrameLocks xmlns:a="http://schemas.openxmlformats.org/drawingml/2006/main" noChangeAspect="1"/>
             </wp:cNvGraphicFramePr>
@@ -2897,23 +2921,36 @@
               <a:graphicData uri="http://schemas.openxmlformats.org/drawingml/2006/picture">
                 <pic:pic xmlns:pic="http://schemas.openxmlformats.org/drawingml/2006/picture">
                   <pic:nvPicPr>
-                    <pic:cNvPr id="0" name="U2_UseCase_General.png"/>
-                    <pic:cNvPicPr/>
+                    <pic:cNvPr id="0" name="Picture 13"/>
+                    <pic:cNvPicPr>
+                      <a:picLocks noChangeAspect="1" noChangeArrowheads="1"/>
+                    </pic:cNvPicPr>
                   </pic:nvPicPr>
                   <pic:blipFill>
-                    <a:blip r:embed="rId11"/>
+                    <a:blip r:embed="rId11" cstate="print">
+                      <a:extLst>
+                        <a:ext uri="{28A0092B-C50C-407E-A947-70E740481C1C}">
+                          <a14:useLocalDpi xmlns:a14="http://schemas.microsoft.com/office/drawing/2010/main" val="0"/>
+                        </a:ext>
+                      </a:extLst>
+                    </a:blip>
+                    <a:srcRect/>
                     <a:stretch>
                       <a:fillRect/>
                     </a:stretch>
                   </pic:blipFill>
-                  <pic:spPr>
+                  <pic:spPr bwMode="auto">
                     <a:xfrm>
                       <a:off x="0" y="0"/>
-                      <a:ext cx="5760000" cy="3320469"/>
+                      <a:ext cx="7771317" cy="4442718"/>
                     </a:xfrm>
                     <a:prstGeom prst="rect">
                       <a:avLst/>
                     </a:prstGeom>
+                    <a:noFill/>
+                    <a:ln>
+                      <a:noFill/>
+                    </a:ln>
                   </pic:spPr>
                 </pic:pic>
               </a:graphicData>
@@ -2921,6 +2958,11 @@
           </wp:inline>
         </w:drawing>
       </w:r>
+    </w:p>
+    <w:p>
+      <w:pPr>
+        <w:jc w:val="center"/>
+      </w:pPr>
     </w:p>
     <w:p>
       <w:pPr>
@@ -2959,17 +3001,20 @@
     <w:p>
       <w:pPr>
         <w:jc w:val="center"/>
-      </w:pPr>
-      <w:r>
         <w:rPr>
-          <w:noProof/>
+          <w:lang w:val="en-US"/>
+        </w:rPr>
+      </w:pPr>
+      <w:r>
+        <w:rPr>
+          <w:lang w:val="en-US"/>
         </w:rPr>
         <w:lastRenderedPageBreak/>
         <w:drawing>
-          <wp:inline distT="0" distB="0" distL="0" distR="0" wp14:anchorId="6A0AEB7F" wp14:editId="3FF948B2">
-            <wp:extent cx="5760000" cy="3534545"/>
-            <wp:effectExtent l="0" t="0" r="0" b="0"/>
-            <wp:docPr id="1822009939" name="Picture 1822009939"/>
+          <wp:inline distT="0" distB="0" distL="0" distR="0" wp14:anchorId="47C818E5" wp14:editId="42CD9662">
+            <wp:extent cx="7429500" cy="4127500"/>
+            <wp:effectExtent l="0" t="0" r="0" b="6350"/>
+            <wp:docPr id="592158360" name="Picture 8"/>
             <wp:cNvGraphicFramePr>
               <a:graphicFrameLocks xmlns:a="http://schemas.openxmlformats.org/drawingml/2006/main" noChangeAspect="1"/>
             </wp:cNvGraphicFramePr>
@@ -2977,23 +3022,36 @@
               <a:graphicData uri="http://schemas.openxmlformats.org/drawingml/2006/picture">
                 <pic:pic xmlns:pic="http://schemas.openxmlformats.org/drawingml/2006/picture">
                   <pic:nvPicPr>
-                    <pic:cNvPr id="0" name="image.png"/>
-                    <pic:cNvPicPr/>
+                    <pic:cNvPr id="0" name="Picture 20"/>
+                    <pic:cNvPicPr>
+                      <a:picLocks noChangeAspect="1" noChangeArrowheads="1"/>
+                    </pic:cNvPicPr>
                   </pic:nvPicPr>
                   <pic:blipFill>
-                    <a:blip r:embed="rId13"/>
+                    <a:blip r:embed="rId13" cstate="print">
+                      <a:extLst>
+                        <a:ext uri="{28A0092B-C50C-407E-A947-70E740481C1C}">
+                          <a14:useLocalDpi xmlns:a14="http://schemas.microsoft.com/office/drawing/2010/main" val="0"/>
+                        </a:ext>
+                      </a:extLst>
+                    </a:blip>
+                    <a:srcRect/>
                     <a:stretch>
                       <a:fillRect/>
                     </a:stretch>
                   </pic:blipFill>
-                  <pic:spPr>
+                  <pic:spPr bwMode="auto">
                     <a:xfrm>
                       <a:off x="0" y="0"/>
-                      <a:ext cx="5760000" cy="3534545"/>
+                      <a:ext cx="7442299" cy="4134611"/>
                     </a:xfrm>
                     <a:prstGeom prst="rect">
                       <a:avLst/>
                     </a:prstGeom>
+                    <a:noFill/>
+                    <a:ln>
+                      <a:noFill/>
+                    </a:ln>
                   </pic:spPr>
                 </pic:pic>
               </a:graphicData>
@@ -3001,6 +3059,11 @@
           </wp:inline>
         </w:drawing>
       </w:r>
+    </w:p>
+    <w:p>
+      <w:pPr>
+        <w:jc w:val="center"/>
+      </w:pPr>
     </w:p>
     <w:p>
       <w:pPr>
@@ -3039,17 +3102,20 @@
     <w:p>
       <w:pPr>
         <w:jc w:val="center"/>
-      </w:pPr>
-      <w:r>
         <w:rPr>
-          <w:noProof/>
+          <w:lang w:val="en-US"/>
+        </w:rPr>
+      </w:pPr>
+      <w:r>
+        <w:rPr>
+          <w:lang w:val="en-US"/>
         </w:rPr>
         <w:lastRenderedPageBreak/>
         <w:drawing>
-          <wp:inline distT="0" distB="0" distL="0" distR="0" wp14:anchorId="59669B2C" wp14:editId="505BBDE7">
-            <wp:extent cx="4500000" cy="5550000"/>
-            <wp:effectExtent l="0" t="0" r="0" b="0"/>
-            <wp:docPr id="1822009940" name="Picture 1822009940"/>
+          <wp:inline distT="0" distB="0" distL="0" distR="0" wp14:anchorId="1BF96E94" wp14:editId="398BC9E8">
+            <wp:extent cx="5913120" cy="5348753"/>
+            <wp:effectExtent l="0" t="0" r="0" b="4445"/>
+            <wp:docPr id="1247529603" name="Picture 10"/>
             <wp:cNvGraphicFramePr>
               <a:graphicFrameLocks xmlns:a="http://schemas.openxmlformats.org/drawingml/2006/main" noChangeAspect="1"/>
             </wp:cNvGraphicFramePr>
@@ -3057,23 +3123,36 @@
               <a:graphicData uri="http://schemas.openxmlformats.org/drawingml/2006/picture">
                 <pic:pic xmlns:pic="http://schemas.openxmlformats.org/drawingml/2006/picture">
                   <pic:nvPicPr>
-                    <pic:cNvPr id="0" name="image.png"/>
-                    <pic:cNvPicPr/>
+                    <pic:cNvPr id="0" name="Picture 27"/>
+                    <pic:cNvPicPr>
+                      <a:picLocks noChangeAspect="1" noChangeArrowheads="1"/>
+                    </pic:cNvPicPr>
                   </pic:nvPicPr>
                   <pic:blipFill>
-                    <a:blip r:embed="rId15"/>
+                    <a:blip r:embed="rId15" cstate="print">
+                      <a:extLst>
+                        <a:ext uri="{28A0092B-C50C-407E-A947-70E740481C1C}">
+                          <a14:useLocalDpi xmlns:a14="http://schemas.microsoft.com/office/drawing/2010/main" val="0"/>
+                        </a:ext>
+                      </a:extLst>
+                    </a:blip>
+                    <a:srcRect/>
                     <a:stretch>
                       <a:fillRect/>
                     </a:stretch>
                   </pic:blipFill>
-                  <pic:spPr>
+                  <pic:spPr bwMode="auto">
                     <a:xfrm>
                       <a:off x="0" y="0"/>
-                      <a:ext cx="4500000" cy="5550000"/>
+                      <a:ext cx="5918148" cy="5353301"/>
                     </a:xfrm>
                     <a:prstGeom prst="rect">
                       <a:avLst/>
                     </a:prstGeom>
+                    <a:noFill/>
+                    <a:ln>
+                      <a:noFill/>
+                    </a:ln>
                   </pic:spPr>
                 </pic:pic>
               </a:graphicData>
@@ -3081,6 +3160,11 @@
           </wp:inline>
         </w:drawing>
       </w:r>
+    </w:p>
+    <w:p>
+      <w:pPr>
+        <w:jc w:val="center"/>
+      </w:pPr>
     </w:p>
     <w:p>
       <w:pPr>
@@ -3119,17 +3203,20 @@
     <w:p>
       <w:pPr>
         <w:jc w:val="center"/>
-      </w:pPr>
-      <w:r>
         <w:rPr>
-          <w:noProof/>
+          <w:lang w:val="en-US"/>
+        </w:rPr>
+      </w:pPr>
+      <w:r>
+        <w:rPr>
+          <w:lang w:val="en-US"/>
         </w:rPr>
         <w:lastRenderedPageBreak/>
         <w:drawing>
-          <wp:inline distT="0" distB="0" distL="0" distR="0" wp14:anchorId="6F15DE66" wp14:editId="3501F40E">
-            <wp:extent cx="5760000" cy="3049411"/>
-            <wp:effectExtent l="0" t="0" r="0" b="0"/>
-            <wp:docPr id="5" name="Picture 5"/>
+          <wp:inline distT="0" distB="0" distL="0" distR="0" wp14:anchorId="05264D2D" wp14:editId="6FB0A4D6">
+            <wp:extent cx="8945997" cy="4236720"/>
+            <wp:effectExtent l="0" t="0" r="7620" b="0"/>
+            <wp:docPr id="1677567964" name="Picture 12"/>
             <wp:cNvGraphicFramePr>
               <a:graphicFrameLocks xmlns:a="http://schemas.openxmlformats.org/drawingml/2006/main" noChangeAspect="1"/>
             </wp:cNvGraphicFramePr>
@@ -3137,23 +3224,36 @@
               <a:graphicData uri="http://schemas.openxmlformats.org/drawingml/2006/picture">
                 <pic:pic xmlns:pic="http://schemas.openxmlformats.org/drawingml/2006/picture">
                   <pic:nvPicPr>
-                    <pic:cNvPr id="0" name="U7_State.png"/>
-                    <pic:cNvPicPr/>
+                    <pic:cNvPr id="0" name="Picture 34"/>
+                    <pic:cNvPicPr>
+                      <a:picLocks noChangeAspect="1" noChangeArrowheads="1"/>
+                    </pic:cNvPicPr>
                   </pic:nvPicPr>
                   <pic:blipFill>
-                    <a:blip r:embed="rId17"/>
+                    <a:blip r:embed="rId17" cstate="print">
+                      <a:extLst>
+                        <a:ext uri="{28A0092B-C50C-407E-A947-70E740481C1C}">
+                          <a14:useLocalDpi xmlns:a14="http://schemas.microsoft.com/office/drawing/2010/main" val="0"/>
+                        </a:ext>
+                      </a:extLst>
+                    </a:blip>
+                    <a:srcRect/>
                     <a:stretch>
                       <a:fillRect/>
                     </a:stretch>
                   </pic:blipFill>
-                  <pic:spPr>
+                  <pic:spPr bwMode="auto">
                     <a:xfrm>
                       <a:off x="0" y="0"/>
-                      <a:ext cx="5760000" cy="3049411"/>
+                      <a:ext cx="8953450" cy="4240250"/>
                     </a:xfrm>
                     <a:prstGeom prst="rect">
                       <a:avLst/>
                     </a:prstGeom>
+                    <a:noFill/>
+                    <a:ln>
+                      <a:noFill/>
+                    </a:ln>
                   </pic:spPr>
                 </pic:pic>
               </a:graphicData>
@@ -3161,6 +3261,11 @@
           </wp:inline>
         </w:drawing>
       </w:r>
+    </w:p>
+    <w:p>
+      <w:pPr>
+        <w:jc w:val="center"/>
+      </w:pPr>
     </w:p>
     <w:p>
       <w:pPr>
@@ -3219,17 +3324,20 @@
     <w:p>
       <w:pPr>
         <w:jc w:val="center"/>
-      </w:pPr>
-      <w:r>
         <w:rPr>
-          <w:noProof/>
+          <w:lang w:val="en-US"/>
+        </w:rPr>
+      </w:pPr>
+      <w:r>
+        <w:rPr>
+          <w:lang w:val="en-US"/>
         </w:rPr>
         <w:lastRenderedPageBreak/>
         <w:drawing>
-          <wp:inline distT="0" distB="0" distL="0" distR="0" wp14:anchorId="26FC8073" wp14:editId="3FD87A91">
-            <wp:extent cx="5760000" cy="3520000"/>
+          <wp:inline distT="0" distB="0" distL="0" distR="0" wp14:anchorId="151BFE9B" wp14:editId="12825CB0">
+            <wp:extent cx="6152247" cy="4343400"/>
             <wp:effectExtent l="0" t="0" r="0" b="0"/>
-            <wp:docPr id="6" name="Picture 6"/>
+            <wp:docPr id="820924614" name="Picture 14"/>
             <wp:cNvGraphicFramePr>
               <a:graphicFrameLocks xmlns:a="http://schemas.openxmlformats.org/drawingml/2006/main" noChangeAspect="1"/>
             </wp:cNvGraphicFramePr>
@@ -3237,23 +3345,36 @@
               <a:graphicData uri="http://schemas.openxmlformats.org/drawingml/2006/picture">
                 <pic:pic xmlns:pic="http://schemas.openxmlformats.org/drawingml/2006/picture">
                   <pic:nvPicPr>
-                    <pic:cNvPr id="0" name="U5_Sequence_DangKyDoan.png"/>
-                    <pic:cNvPicPr/>
+                    <pic:cNvPr id="0" name="Picture 41"/>
+                    <pic:cNvPicPr>
+                      <a:picLocks noChangeAspect="1" noChangeArrowheads="1"/>
+                    </pic:cNvPicPr>
                   </pic:nvPicPr>
                   <pic:blipFill>
-                    <a:blip r:embed="rId19"/>
+                    <a:blip r:embed="rId19" cstate="print">
+                      <a:extLst>
+                        <a:ext uri="{28A0092B-C50C-407E-A947-70E740481C1C}">
+                          <a14:useLocalDpi xmlns:a14="http://schemas.microsoft.com/office/drawing/2010/main" val="0"/>
+                        </a:ext>
+                      </a:extLst>
+                    </a:blip>
+                    <a:srcRect/>
                     <a:stretch>
                       <a:fillRect/>
                     </a:stretch>
                   </pic:blipFill>
-                  <pic:spPr>
+                  <pic:spPr bwMode="auto">
                     <a:xfrm>
                       <a:off x="0" y="0"/>
-                      <a:ext cx="5760000" cy="3520000"/>
+                      <a:ext cx="6166111" cy="4353188"/>
                     </a:xfrm>
                     <a:prstGeom prst="rect">
                       <a:avLst/>
                     </a:prstGeom>
+                    <a:noFill/>
+                    <a:ln>
+                      <a:noFill/>
+                    </a:ln>
                   </pic:spPr>
                 </pic:pic>
               </a:graphicData>
@@ -3261,6 +3382,11 @@
           </wp:inline>
         </w:drawing>
       </w:r>
+    </w:p>
+    <w:p>
+      <w:pPr>
+        <w:jc w:val="center"/>
+      </w:pPr>
     </w:p>
     <w:p>
       <w:pPr>
@@ -8787,4870 +8913,8 @@
         <w:br w:type="page"/>
       </w:r>
     </w:p>
-    <w:p>
-      <w:pPr>
-        <w:pStyle w:val="Heading1"/>
-      </w:pPr>
-      <w:r>
-        <w:rPr>
-          <w:sz w:val="26"/>
-        </w:rPr>
-        <w:lastRenderedPageBreak/>
-        <w:t>B. MÔ HÌNH UML QUẢN LÝ HỒ SƠ BỆNH ÁN</w:t>
-      </w:r>
-    </w:p>
-    <w:p>
-      <w:pPr>
-        <w:ind w:firstLine="425"/>
-        <w:jc w:val="both"/>
-      </w:pPr>
-      <w:r>
-        <w:t>Các sơ đồ được tạo bằng draw.io, có thể chỉnh sửa từ các tệp nguồn .drawio trong thư mục LAB06\drawio. Hình dưới đây trình bày các mô hình phục vụ trả lời yêu cầu UML của bài.</w:t>
-      </w:r>
-    </w:p>
-    <w:p>
-      <w:pPr>
-        <w:pStyle w:val="Heading2"/>
-      </w:pPr>
-      <w:r>
-        <w:rPr>
-          <w:sz w:val="24"/>
-        </w:rPr>
-        <w:t>1. Class Diagram</w:t>
-      </w:r>
-    </w:p>
-    <w:p>
-      <w:pPr>
-        <w:jc w:val="center"/>
-      </w:pPr>
-      <w:r>
-        <w:rPr>
-          <w:noProof/>
-        </w:rPr>
-        <w:drawing>
-          <wp:inline distT="0" distB="0" distL="0" distR="0" wp14:anchorId="6A91155E" wp14:editId="5AED97CE">
-            <wp:extent cx="5715000" cy="3571875"/>
-            <wp:effectExtent l="0" t="0" r="0" b="0"/>
-            <wp:docPr id="1822009941" name="Picture 1822009941"/>
-            <wp:cNvGraphicFramePr>
-              <a:graphicFrameLocks xmlns:a="http://schemas.openxmlformats.org/drawingml/2006/main" noChangeAspect="1"/>
-            </wp:cNvGraphicFramePr>
-            <a:graphic xmlns:a="http://schemas.openxmlformats.org/drawingml/2006/main">
-              <a:graphicData uri="http://schemas.openxmlformats.org/drawingml/2006/picture">
-                <pic:pic xmlns:pic="http://schemas.openxmlformats.org/drawingml/2006/picture">
-                  <pic:nvPicPr>
-                    <pic:cNvPr id="0" name="U1_ClassDiagram.png"/>
-                    <pic:cNvPicPr/>
-                  </pic:nvPicPr>
-                  <pic:blipFill>
-                    <a:blip r:embed="rId30"/>
-                    <a:stretch>
-                      <a:fillRect/>
-                    </a:stretch>
-                  </pic:blipFill>
-                  <pic:spPr>
-                    <a:xfrm>
-                      <a:off x="0" y="0"/>
-                      <a:ext cx="5715000" cy="3571875"/>
-                    </a:xfrm>
-                    <a:prstGeom prst="rect">
-                      <a:avLst/>
-                    </a:prstGeom>
-                  </pic:spPr>
-                </pic:pic>
-              </a:graphicData>
-            </a:graphic>
-          </wp:inline>
-        </w:drawing>
-      </w:r>
-    </w:p>
-    <w:p>
-      <w:pPr>
-        <w:jc w:val="center"/>
-      </w:pPr>
-      <w:r>
-        <w:rPr>
-          <w:i/>
-          <w:sz w:val="20"/>
-        </w:rPr>
-        <w:t>Hình U1. Biểu đồ lớp với ID, thuộc tính, phương thức và bội số.</w:t>
-      </w:r>
-    </w:p>
-    <w:p>
-      <w:pPr>
-        <w:pStyle w:val="Heading2"/>
-      </w:pPr>
-      <w:r>
-        <w:rPr>
-          <w:sz w:val="24"/>
-        </w:rPr>
-        <w:t>2. Use Case Diagram tổng quát</w:t>
-      </w:r>
-    </w:p>
-    <w:p>
-      <w:pPr>
-        <w:jc w:val="center"/>
-      </w:pPr>
-      <w:r>
-        <w:rPr>
-          <w:noProof/>
-        </w:rPr>
-        <w:drawing>
-          <wp:inline distT="0" distB="0" distL="0" distR="0" wp14:anchorId="67E59FD0" wp14:editId="6F30D091">
-            <wp:extent cx="5715000" cy="3571875"/>
-            <wp:effectExtent l="0" t="0" r="0" b="0"/>
-            <wp:docPr id="1822009942" name="Picture 1822009942"/>
-            <wp:cNvGraphicFramePr>
-              <a:graphicFrameLocks xmlns:a="http://schemas.openxmlformats.org/drawingml/2006/main" noChangeAspect="1"/>
-            </wp:cNvGraphicFramePr>
-            <a:graphic xmlns:a="http://schemas.openxmlformats.org/drawingml/2006/main">
-              <a:graphicData uri="http://schemas.openxmlformats.org/drawingml/2006/picture">
-                <pic:pic xmlns:pic="http://schemas.openxmlformats.org/drawingml/2006/picture">
-                  <pic:nvPicPr>
-                    <pic:cNvPr id="0" name="U2_UseCaseTongQuat.png"/>
-                    <pic:cNvPicPr/>
-                  </pic:nvPicPr>
-                  <pic:blipFill>
-                    <a:blip r:embed="rId31"/>
-                    <a:stretch>
-                      <a:fillRect/>
-                    </a:stretch>
-                  </pic:blipFill>
-                  <pic:spPr>
-                    <a:xfrm>
-                      <a:off x="0" y="0"/>
-                      <a:ext cx="5715000" cy="3571875"/>
-                    </a:xfrm>
-                    <a:prstGeom prst="rect">
-                      <a:avLst/>
-                    </a:prstGeom>
-                  </pic:spPr>
-                </pic:pic>
-              </a:graphicData>
-            </a:graphic>
-          </wp:inline>
-        </w:drawing>
-      </w:r>
-    </w:p>
-    <w:p>
-      <w:pPr>
-        <w:jc w:val="center"/>
-      </w:pPr>
-      <w:r>
-        <w:rPr>
-          <w:i/>
-          <w:sz w:val="20"/>
-        </w:rPr>
-        <w:t>Hình U2. Use case tổng quát của toàn hệ thống.</w:t>
-      </w:r>
-    </w:p>
-    <w:p>
-      <w:pPr>
-        <w:pStyle w:val="Heading2"/>
-      </w:pPr>
-      <w:r>
-        <w:rPr>
-          <w:sz w:val="24"/>
-        </w:rPr>
-        <w:t>3. Use Case Diagram chi tiết</w:t>
-      </w:r>
-    </w:p>
-    <w:p>
-      <w:pPr>
-        <w:jc w:val="center"/>
-      </w:pPr>
-      <w:r>
-        <w:rPr>
-          <w:noProof/>
-        </w:rPr>
-        <w:lastRenderedPageBreak/>
-        <w:drawing>
-          <wp:inline distT="0" distB="0" distL="0" distR="0" wp14:anchorId="3EBE3AFE" wp14:editId="22EA06E7">
-            <wp:extent cx="5715000" cy="3571875"/>
-            <wp:effectExtent l="0" t="0" r="0" b="0"/>
-            <wp:docPr id="1822009943" name="Picture 1822009943"/>
-            <wp:cNvGraphicFramePr>
-              <a:graphicFrameLocks xmlns:a="http://schemas.openxmlformats.org/drawingml/2006/main" noChangeAspect="1"/>
-            </wp:cNvGraphicFramePr>
-            <a:graphic xmlns:a="http://schemas.openxmlformats.org/drawingml/2006/main">
-              <a:graphicData uri="http://schemas.openxmlformats.org/drawingml/2006/picture">
-                <pic:pic xmlns:pic="http://schemas.openxmlformats.org/drawingml/2006/picture">
-                  <pic:nvPicPr>
-                    <pic:cNvPr id="0" name="U3_UseCaseChiTiet.png"/>
-                    <pic:cNvPicPr/>
-                  </pic:nvPicPr>
-                  <pic:blipFill>
-                    <a:blip r:embed="rId32"/>
-                    <a:stretch>
-                      <a:fillRect/>
-                    </a:stretch>
-                  </pic:blipFill>
-                  <pic:spPr>
-                    <a:xfrm>
-                      <a:off x="0" y="0"/>
-                      <a:ext cx="5715000" cy="3571875"/>
-                    </a:xfrm>
-                    <a:prstGeom prst="rect">
-                      <a:avLst/>
-                    </a:prstGeom>
-                  </pic:spPr>
-                </pic:pic>
-              </a:graphicData>
-            </a:graphic>
-          </wp:inline>
-        </w:drawing>
-      </w:r>
-    </w:p>
-    <w:p>
-      <w:pPr>
-        <w:jc w:val="center"/>
-      </w:pPr>
-      <w:r>
-        <w:rPr>
-          <w:i/>
-          <w:sz w:val="20"/>
-        </w:rPr>
-        <w:t>Hình U3. Phân rã từ đăng ký khám đến nhận toa thuốc.</w:t>
-      </w:r>
-    </w:p>
-    <w:p>
-      <w:pPr>
-        <w:pStyle w:val="Heading2"/>
-      </w:pPr>
-      <w:r>
-        <w:rPr>
-          <w:sz w:val="24"/>
-        </w:rPr>
-        <w:t>4. Activity Diagram</w:t>
-      </w:r>
-    </w:p>
-    <w:p>
-      <w:pPr>
-        <w:jc w:val="center"/>
-      </w:pPr>
-      <w:r>
-        <w:rPr>
-          <w:noProof/>
-        </w:rPr>
-        <w:drawing>
-          <wp:inline distT="0" distB="0" distL="0" distR="0" wp14:anchorId="0717A396" wp14:editId="30EB78E6">
-            <wp:extent cx="5715000" cy="3571875"/>
-            <wp:effectExtent l="0" t="0" r="0" b="0"/>
-            <wp:docPr id="1822009944" name="Picture 1822009944"/>
-            <wp:cNvGraphicFramePr>
-              <a:graphicFrameLocks xmlns:a="http://schemas.openxmlformats.org/drawingml/2006/main" noChangeAspect="1"/>
-            </wp:cNvGraphicFramePr>
-            <a:graphic xmlns:a="http://schemas.openxmlformats.org/drawingml/2006/main">
-              <a:graphicData uri="http://schemas.openxmlformats.org/drawingml/2006/picture">
-                <pic:pic xmlns:pic="http://schemas.openxmlformats.org/drawingml/2006/picture">
-                  <pic:nvPicPr>
-                    <pic:cNvPr id="0" name="U4_ActivityDiagram.png"/>
-                    <pic:cNvPicPr/>
-                  </pic:nvPicPr>
-                  <pic:blipFill>
-                    <a:blip r:embed="rId33"/>
-                    <a:stretch>
-                      <a:fillRect/>
-                    </a:stretch>
-                  </pic:blipFill>
-                  <pic:spPr>
-                    <a:xfrm>
-                      <a:off x="0" y="0"/>
-                      <a:ext cx="5715000" cy="3571875"/>
-                    </a:xfrm>
-                    <a:prstGeom prst="rect">
-                      <a:avLst/>
-                    </a:prstGeom>
-                  </pic:spPr>
-                </pic:pic>
-              </a:graphicData>
-            </a:graphic>
-          </wp:inline>
-        </w:drawing>
-      </w:r>
-    </w:p>
-    <w:p>
-      <w:pPr>
-        <w:jc w:val="center"/>
-      </w:pPr>
-      <w:r>
-        <w:rPr>
-          <w:i/>
-          <w:sz w:val="20"/>
-        </w:rPr>
-        <w:t>Hình U4. Luồng đăng ký khám, xét nghiệm và nhận toa.</w:t>
-      </w:r>
-    </w:p>
-    <w:p>
-      <w:pPr>
-        <w:pStyle w:val="Heading2"/>
-      </w:pPr>
-      <w:r>
-        <w:rPr>
-          <w:sz w:val="24"/>
-        </w:rPr>
-        <w:t>5. Sequence Diagram lập toa thuốc</w:t>
-      </w:r>
-    </w:p>
-    <w:p>
-      <w:pPr>
-        <w:jc w:val="center"/>
-      </w:pPr>
-      <w:r>
-        <w:rPr>
-          <w:noProof/>
-        </w:rPr>
-        <w:lastRenderedPageBreak/>
-        <w:drawing>
-          <wp:inline distT="0" distB="0" distL="0" distR="0" wp14:anchorId="5489ED5D" wp14:editId="4A63F282">
-            <wp:extent cx="5715000" cy="3571875"/>
-            <wp:effectExtent l="0" t="0" r="0" b="0"/>
-            <wp:docPr id="1822009945" name="Picture 1822009945"/>
-            <wp:cNvGraphicFramePr>
-              <a:graphicFrameLocks xmlns:a="http://schemas.openxmlformats.org/drawingml/2006/main" noChangeAspect="1"/>
-            </wp:cNvGraphicFramePr>
-            <a:graphic xmlns:a="http://schemas.openxmlformats.org/drawingml/2006/main">
-              <a:graphicData uri="http://schemas.openxmlformats.org/drawingml/2006/picture">
-                <pic:pic xmlns:pic="http://schemas.openxmlformats.org/drawingml/2006/picture">
-                  <pic:nvPicPr>
-                    <pic:cNvPr id="0" name="U5_SequenceLapToaThuoc.png"/>
-                    <pic:cNvPicPr/>
-                  </pic:nvPicPr>
-                  <pic:blipFill>
-                    <a:blip r:embed="rId34"/>
-                    <a:stretch>
-                      <a:fillRect/>
-                    </a:stretch>
-                  </pic:blipFill>
-                  <pic:spPr>
-                    <a:xfrm>
-                      <a:off x="0" y="0"/>
-                      <a:ext cx="5715000" cy="3571875"/>
-                    </a:xfrm>
-                    <a:prstGeom prst="rect">
-                      <a:avLst/>
-                    </a:prstGeom>
-                  </pic:spPr>
-                </pic:pic>
-              </a:graphicData>
-            </a:graphic>
-          </wp:inline>
-        </w:drawing>
-      </w:r>
-    </w:p>
-    <w:p>
-      <w:pPr>
-        <w:jc w:val="center"/>
-      </w:pPr>
-      <w:r>
-        <w:rPr>
-          <w:i/>
-          <w:sz w:val="20"/>
-        </w:rPr>
-        <w:t>Hình U5. Tương tác Boundary - Control - Entity khi lập toa thuốc.</w:t>
-      </w:r>
-    </w:p>
-    <w:p>
-      <w:r>
-        <w:br w:type="page"/>
-      </w:r>
-    </w:p>
-    <w:p>
-      <w:pPr>
-        <w:pStyle w:val="Heading1"/>
-        <w:spacing w:before="200" w:after="100"/>
-      </w:pPr>
-      <w:r>
-        <w:rPr>
-          <w:sz w:val="26"/>
-        </w:rPr>
-        <w:lastRenderedPageBreak/>
-        <w:t>C. THIẾT KẾ CƠ SỞ DỮ LIỆU SQL SERVER</w:t>
-      </w:r>
-    </w:p>
-    <w:p>
-      <w:pPr>
-        <w:spacing w:after="120" w:line="300" w:lineRule="auto"/>
-        <w:ind w:firstLine="425"/>
-        <w:jc w:val="both"/>
-      </w:pPr>
-      <w:r>
-        <w:t>Cơ sở dữ liệu QuanLyHoSoBenhAnDB được thiết kế từ các lớp và quan hệ ở phần phân tích. Script Database\QuanLyHoSoBenhAn.sql có thể chạy trên SQL Server hoặc LocalDB từ trạng thái chưa có database; script tạo schema, ràng buộc, chỉ mục, stored procedure và dữ liệu mẫu.</w:t>
-      </w:r>
-    </w:p>
-    <w:p>
-      <w:pPr>
-        <w:pStyle w:val="Heading1"/>
-        <w:spacing w:before="200" w:after="100"/>
-      </w:pPr>
-      <w:r>
-        <w:rPr>
-          <w:sz w:val="26"/>
-        </w:rPr>
-        <w:t>1. DANH SÁCH BẢNG VÀ KHÓA</w:t>
-      </w:r>
-    </w:p>
-    <w:tbl>
-      <w:tblPr>
-        <w:tblStyle w:val="TableGrid"/>
-        <w:tblW w:w="0" w:type="auto"/>
-        <w:tblLook w:val="04A0" w:firstRow="1" w:lastRow="0" w:firstColumn="1" w:lastColumn="0" w:noHBand="0" w:noVBand="1"/>
-      </w:tblPr>
-      <w:tblGrid>
-        <w:gridCol w:w="1247"/>
-        <w:gridCol w:w="2494"/>
-        <w:gridCol w:w="4876"/>
-      </w:tblGrid>
-      <w:tr>
-        <w:tc>
-          <w:tcPr>
-            <w:tcW w:w="1247" w:type="dxa"/>
-          </w:tcPr>
-          <w:p>
-            <w:pPr>
-              <w:jc w:val="center"/>
-              <w:rPr>
-                <w:sz w:val="28"/>
-                <w:szCs w:val="40"/>
-              </w:rPr>
-            </w:pPr>
-            <w:r>
-              <w:rPr>
-                <w:b/>
-                <w:sz w:val="28"/>
-                <w:szCs w:val="40"/>
-              </w:rPr>
-              <w:t>Nhóm</w:t>
-            </w:r>
-          </w:p>
-        </w:tc>
-        <w:tc>
-          <w:tcPr>
-            <w:tcW w:w="2494" w:type="dxa"/>
-          </w:tcPr>
-          <w:p>
-            <w:pPr>
-              <w:jc w:val="center"/>
-              <w:rPr>
-                <w:sz w:val="28"/>
-                <w:szCs w:val="40"/>
-              </w:rPr>
-            </w:pPr>
-            <w:r>
-              <w:rPr>
-                <w:b/>
-                <w:sz w:val="28"/>
-                <w:szCs w:val="40"/>
-              </w:rPr>
-              <w:t>Bảng</w:t>
-            </w:r>
-          </w:p>
-        </w:tc>
-        <w:tc>
-          <w:tcPr>
-            <w:tcW w:w="4876" w:type="dxa"/>
-          </w:tcPr>
-          <w:p>
-            <w:pPr>
-              <w:jc w:val="center"/>
-              <w:rPr>
-                <w:sz w:val="28"/>
-                <w:szCs w:val="40"/>
-              </w:rPr>
-            </w:pPr>
-            <w:r>
-              <w:rPr>
-                <w:b/>
-                <w:sz w:val="28"/>
-                <w:szCs w:val="40"/>
-              </w:rPr>
-              <w:t>Khóa chính / khóa ngoại / UNIQUE</w:t>
-            </w:r>
-          </w:p>
-        </w:tc>
-      </w:tr>
-      <w:tr>
-        <w:tc>
-          <w:tcPr>
-            <w:tcW w:w="1247" w:type="dxa"/>
-          </w:tcPr>
-          <w:p>
-            <w:pPr>
-              <w:jc w:val="center"/>
-              <w:rPr>
-                <w:sz w:val="28"/>
-                <w:szCs w:val="40"/>
-              </w:rPr>
-            </w:pPr>
-            <w:r>
-              <w:rPr>
-                <w:sz w:val="28"/>
-                <w:szCs w:val="40"/>
-              </w:rPr>
-              <w:t>Hồ sơ</w:t>
-            </w:r>
-          </w:p>
-        </w:tc>
-        <w:tc>
-          <w:tcPr>
-            <w:tcW w:w="2494" w:type="dxa"/>
-          </w:tcPr>
-          <w:p>
-            <w:pPr>
-              <w:rPr>
-                <w:sz w:val="28"/>
-                <w:szCs w:val="40"/>
-              </w:rPr>
-            </w:pPr>
-            <w:r>
-              <w:rPr>
-                <w:sz w:val="28"/>
-                <w:szCs w:val="40"/>
-              </w:rPr>
-              <w:t>BenhNhan</w:t>
-            </w:r>
-          </w:p>
-        </w:tc>
-        <w:tc>
-          <w:tcPr>
-            <w:tcW w:w="4876" w:type="dxa"/>
-          </w:tcPr>
-          <w:p>
-            <w:pPr>
-              <w:rPr>
-                <w:sz w:val="28"/>
-                <w:szCs w:val="40"/>
-              </w:rPr>
-            </w:pPr>
-            <w:r>
-              <w:rPr>
-                <w:sz w:val="28"/>
-                <w:szCs w:val="40"/>
-              </w:rPr>
-              <w:t>PK MaBN; UNIQUE DienThoai</w:t>
-            </w:r>
-          </w:p>
-        </w:tc>
-      </w:tr>
-      <w:tr>
-        <w:tc>
-          <w:tcPr>
-            <w:tcW w:w="1247" w:type="dxa"/>
-          </w:tcPr>
-          <w:p>
-            <w:pPr>
-              <w:jc w:val="center"/>
-              <w:rPr>
-                <w:sz w:val="28"/>
-                <w:szCs w:val="40"/>
-              </w:rPr>
-            </w:pPr>
-            <w:r>
-              <w:rPr>
-                <w:sz w:val="28"/>
-                <w:szCs w:val="40"/>
-              </w:rPr>
-              <w:t>Hồ sơ</w:t>
-            </w:r>
-          </w:p>
-        </w:tc>
-        <w:tc>
-          <w:tcPr>
-            <w:tcW w:w="2494" w:type="dxa"/>
-          </w:tcPr>
-          <w:p>
-            <w:pPr>
-              <w:rPr>
-                <w:sz w:val="28"/>
-                <w:szCs w:val="40"/>
-              </w:rPr>
-            </w:pPr>
-            <w:r>
-              <w:rPr>
-                <w:sz w:val="28"/>
-                <w:szCs w:val="40"/>
-              </w:rPr>
-              <w:t>PhieuDangKy</w:t>
-            </w:r>
-          </w:p>
-        </w:tc>
-        <w:tc>
-          <w:tcPr>
-            <w:tcW w:w="4876" w:type="dxa"/>
-          </w:tcPr>
-          <w:p>
-            <w:pPr>
-              <w:rPr>
-                <w:sz w:val="28"/>
-                <w:szCs w:val="40"/>
-              </w:rPr>
-            </w:pPr>
-            <w:r>
-              <w:rPr>
-                <w:sz w:val="28"/>
-                <w:szCs w:val="40"/>
-              </w:rPr>
-              <w:t>PK MaDK; FK MaBN</w:t>
-            </w:r>
-          </w:p>
-        </w:tc>
-      </w:tr>
-      <w:tr>
-        <w:tc>
-          <w:tcPr>
-            <w:tcW w:w="1247" w:type="dxa"/>
-          </w:tcPr>
-          <w:p>
-            <w:pPr>
-              <w:jc w:val="center"/>
-              <w:rPr>
-                <w:sz w:val="28"/>
-                <w:szCs w:val="40"/>
-              </w:rPr>
-            </w:pPr>
-            <w:r>
-              <w:rPr>
-                <w:sz w:val="28"/>
-                <w:szCs w:val="40"/>
-              </w:rPr>
-              <w:t>Hồ sơ</w:t>
-            </w:r>
-          </w:p>
-        </w:tc>
-        <w:tc>
-          <w:tcPr>
-            <w:tcW w:w="2494" w:type="dxa"/>
-          </w:tcPr>
-          <w:p>
-            <w:pPr>
-              <w:rPr>
-                <w:sz w:val="28"/>
-                <w:szCs w:val="40"/>
-              </w:rPr>
-            </w:pPr>
-            <w:r>
-              <w:rPr>
-                <w:sz w:val="28"/>
-                <w:szCs w:val="40"/>
-              </w:rPr>
-              <w:t>LePhiNam</w:t>
-            </w:r>
-          </w:p>
-        </w:tc>
-        <w:tc>
-          <w:tcPr>
-            <w:tcW w:w="4876" w:type="dxa"/>
-          </w:tcPr>
-          <w:p>
-            <w:pPr>
-              <w:rPr>
-                <w:sz w:val="28"/>
-                <w:szCs w:val="40"/>
-              </w:rPr>
-            </w:pPr>
-            <w:r>
-              <w:rPr>
-                <w:sz w:val="28"/>
-                <w:szCs w:val="40"/>
-              </w:rPr>
-              <w:t>PK MaLePhi; FK MaBN; UNIQUE (MaBN, Nam)</w:t>
-            </w:r>
-          </w:p>
-        </w:tc>
-      </w:tr>
-      <w:tr>
-        <w:tc>
-          <w:tcPr>
-            <w:tcW w:w="1247" w:type="dxa"/>
-          </w:tcPr>
-          <w:p>
-            <w:pPr>
-              <w:jc w:val="center"/>
-              <w:rPr>
-                <w:sz w:val="28"/>
-                <w:szCs w:val="40"/>
-              </w:rPr>
-            </w:pPr>
-            <w:r>
-              <w:rPr>
-                <w:sz w:val="28"/>
-                <w:szCs w:val="40"/>
-              </w:rPr>
-              <w:t>Hồ sơ</w:t>
-            </w:r>
-          </w:p>
-        </w:tc>
-        <w:tc>
-          <w:tcPr>
-            <w:tcW w:w="2494" w:type="dxa"/>
-          </w:tcPr>
-          <w:p>
-            <w:pPr>
-              <w:rPr>
-                <w:sz w:val="28"/>
-                <w:szCs w:val="40"/>
-              </w:rPr>
-            </w:pPr>
-            <w:r>
-              <w:rPr>
-                <w:sz w:val="28"/>
-                <w:szCs w:val="40"/>
-              </w:rPr>
-              <w:t>HoSoBenhAn</w:t>
-            </w:r>
-          </w:p>
-        </w:tc>
-        <w:tc>
-          <w:tcPr>
-            <w:tcW w:w="4876" w:type="dxa"/>
-          </w:tcPr>
-          <w:p>
-            <w:pPr>
-              <w:rPr>
-                <w:sz w:val="28"/>
-                <w:szCs w:val="40"/>
-              </w:rPr>
-            </w:pPr>
-            <w:r>
-              <w:rPr>
-                <w:sz w:val="28"/>
-                <w:szCs w:val="40"/>
-              </w:rPr>
-              <w:t>PK MaHoSo; FK/UNIQUE MaBN</w:t>
-            </w:r>
-          </w:p>
-        </w:tc>
-      </w:tr>
-      <w:tr>
-        <w:tc>
-          <w:tcPr>
-            <w:tcW w:w="1247" w:type="dxa"/>
-          </w:tcPr>
-          <w:p>
-            <w:pPr>
-              <w:jc w:val="center"/>
-              <w:rPr>
-                <w:sz w:val="28"/>
-                <w:szCs w:val="40"/>
-              </w:rPr>
-            </w:pPr>
-            <w:r>
-              <w:rPr>
-                <w:sz w:val="28"/>
-                <w:szCs w:val="40"/>
-              </w:rPr>
-              <w:t>Danh mục</w:t>
-            </w:r>
-          </w:p>
-        </w:tc>
-        <w:tc>
-          <w:tcPr>
-            <w:tcW w:w="2494" w:type="dxa"/>
-          </w:tcPr>
-          <w:p>
-            <w:pPr>
-              <w:rPr>
-                <w:sz w:val="28"/>
-                <w:szCs w:val="40"/>
-              </w:rPr>
-            </w:pPr>
-            <w:r>
-              <w:rPr>
-                <w:sz w:val="28"/>
-                <w:szCs w:val="40"/>
-              </w:rPr>
-              <w:t>Khoa</w:t>
-            </w:r>
-          </w:p>
-        </w:tc>
-        <w:tc>
-          <w:tcPr>
-            <w:tcW w:w="4876" w:type="dxa"/>
-          </w:tcPr>
-          <w:p>
-            <w:pPr>
-              <w:rPr>
-                <w:sz w:val="28"/>
-                <w:szCs w:val="40"/>
-              </w:rPr>
-            </w:pPr>
-            <w:r>
-              <w:rPr>
-                <w:sz w:val="28"/>
-                <w:szCs w:val="40"/>
-              </w:rPr>
-              <w:t>PK MaKhoa; UNIQUE TenKhoa</w:t>
-            </w:r>
-          </w:p>
-        </w:tc>
-      </w:tr>
-      <w:tr>
-        <w:tc>
-          <w:tcPr>
-            <w:tcW w:w="1247" w:type="dxa"/>
-          </w:tcPr>
-          <w:p>
-            <w:pPr>
-              <w:jc w:val="center"/>
-              <w:rPr>
-                <w:sz w:val="28"/>
-                <w:szCs w:val="40"/>
-              </w:rPr>
-            </w:pPr>
-            <w:r>
-              <w:rPr>
-                <w:sz w:val="28"/>
-                <w:szCs w:val="40"/>
-              </w:rPr>
-              <w:t>Danh mục</w:t>
-            </w:r>
-          </w:p>
-        </w:tc>
-        <w:tc>
-          <w:tcPr>
-            <w:tcW w:w="2494" w:type="dxa"/>
-          </w:tcPr>
-          <w:p>
-            <w:pPr>
-              <w:rPr>
-                <w:sz w:val="28"/>
-                <w:szCs w:val="40"/>
-              </w:rPr>
-            </w:pPr>
-            <w:r>
-              <w:rPr>
-                <w:sz w:val="28"/>
-                <w:szCs w:val="40"/>
-              </w:rPr>
-              <w:t>BacSi</w:t>
-            </w:r>
-          </w:p>
-        </w:tc>
-        <w:tc>
-          <w:tcPr>
-            <w:tcW w:w="4876" w:type="dxa"/>
-          </w:tcPr>
-          <w:p>
-            <w:pPr>
-              <w:rPr>
-                <w:sz w:val="28"/>
-                <w:szCs w:val="40"/>
-              </w:rPr>
-            </w:pPr>
-            <w:r>
-              <w:rPr>
-                <w:sz w:val="28"/>
-                <w:szCs w:val="40"/>
-              </w:rPr>
-              <w:t>PK MaBS; FK MaKhoa; UNIQUE DienThoai</w:t>
-            </w:r>
-          </w:p>
-        </w:tc>
-      </w:tr>
-      <w:tr>
-        <w:tc>
-          <w:tcPr>
-            <w:tcW w:w="1247" w:type="dxa"/>
-          </w:tcPr>
-          <w:p>
-            <w:pPr>
-              <w:jc w:val="center"/>
-              <w:rPr>
-                <w:sz w:val="28"/>
-                <w:szCs w:val="40"/>
-              </w:rPr>
-            </w:pPr>
-            <w:r>
-              <w:rPr>
-                <w:sz w:val="28"/>
-                <w:szCs w:val="40"/>
-              </w:rPr>
-              <w:t>Danh mục</w:t>
-            </w:r>
-          </w:p>
-        </w:tc>
-        <w:tc>
-          <w:tcPr>
-            <w:tcW w:w="2494" w:type="dxa"/>
-          </w:tcPr>
-          <w:p>
-            <w:pPr>
-              <w:rPr>
-                <w:sz w:val="28"/>
-                <w:szCs w:val="40"/>
-              </w:rPr>
-            </w:pPr>
-            <w:r>
-              <w:rPr>
-                <w:sz w:val="28"/>
-                <w:szCs w:val="40"/>
-              </w:rPr>
-              <w:t>Thuoc</w:t>
-            </w:r>
-          </w:p>
-        </w:tc>
-        <w:tc>
-          <w:tcPr>
-            <w:tcW w:w="4876" w:type="dxa"/>
-          </w:tcPr>
-          <w:p>
-            <w:pPr>
-              <w:rPr>
-                <w:sz w:val="28"/>
-                <w:szCs w:val="40"/>
-              </w:rPr>
-            </w:pPr>
-            <w:r>
-              <w:rPr>
-                <w:sz w:val="28"/>
-                <w:szCs w:val="40"/>
-              </w:rPr>
-              <w:t>PK MaThuoc; UNIQUE TenThuoc</w:t>
-            </w:r>
-          </w:p>
-        </w:tc>
-      </w:tr>
-      <w:tr>
-        <w:tc>
-          <w:tcPr>
-            <w:tcW w:w="1247" w:type="dxa"/>
-          </w:tcPr>
-          <w:p>
-            <w:pPr>
-              <w:jc w:val="center"/>
-              <w:rPr>
-                <w:sz w:val="28"/>
-                <w:szCs w:val="40"/>
-              </w:rPr>
-            </w:pPr>
-            <w:r>
-              <w:rPr>
-                <w:sz w:val="28"/>
-                <w:szCs w:val="40"/>
-              </w:rPr>
-              <w:t>Điều trị</w:t>
-            </w:r>
-          </w:p>
-        </w:tc>
-        <w:tc>
-          <w:tcPr>
-            <w:tcW w:w="2494" w:type="dxa"/>
-          </w:tcPr>
-          <w:p>
-            <w:pPr>
-              <w:rPr>
-                <w:sz w:val="28"/>
-                <w:szCs w:val="40"/>
-              </w:rPr>
-            </w:pPr>
-            <w:r>
-              <w:rPr>
-                <w:sz w:val="28"/>
-                <w:szCs w:val="40"/>
-              </w:rPr>
-              <w:t>PhieuKham</w:t>
-            </w:r>
-          </w:p>
-        </w:tc>
-        <w:tc>
-          <w:tcPr>
-            <w:tcW w:w="4876" w:type="dxa"/>
-          </w:tcPr>
-          <w:p>
-            <w:pPr>
-              <w:rPr>
-                <w:sz w:val="28"/>
-                <w:szCs w:val="40"/>
-              </w:rPr>
-            </w:pPr>
-            <w:r>
-              <w:rPr>
-                <w:sz w:val="28"/>
-                <w:szCs w:val="40"/>
-              </w:rPr>
-              <w:t>PK MaPK; FK MaHoSo, MaBS, MaKhoa</w:t>
-            </w:r>
-          </w:p>
-        </w:tc>
-      </w:tr>
-      <w:tr>
-        <w:tc>
-          <w:tcPr>
-            <w:tcW w:w="1247" w:type="dxa"/>
-          </w:tcPr>
-          <w:p>
-            <w:pPr>
-              <w:jc w:val="center"/>
-              <w:rPr>
-                <w:sz w:val="28"/>
-                <w:szCs w:val="40"/>
-              </w:rPr>
-            </w:pPr>
-            <w:r>
-              <w:rPr>
-                <w:sz w:val="28"/>
-                <w:szCs w:val="40"/>
-              </w:rPr>
-              <w:t>Điều trị</w:t>
-            </w:r>
-          </w:p>
-        </w:tc>
-        <w:tc>
-          <w:tcPr>
-            <w:tcW w:w="2494" w:type="dxa"/>
-          </w:tcPr>
-          <w:p>
-            <w:pPr>
-              <w:rPr>
-                <w:sz w:val="28"/>
-                <w:szCs w:val="40"/>
-              </w:rPr>
-            </w:pPr>
-            <w:r>
-              <w:rPr>
-                <w:sz w:val="28"/>
-                <w:szCs w:val="40"/>
-              </w:rPr>
-              <w:t>ChiDinhXetNghiem</w:t>
-            </w:r>
-          </w:p>
-        </w:tc>
-        <w:tc>
-          <w:tcPr>
-            <w:tcW w:w="4876" w:type="dxa"/>
-          </w:tcPr>
-          <w:p>
-            <w:pPr>
-              <w:rPr>
-                <w:sz w:val="28"/>
-                <w:szCs w:val="40"/>
-              </w:rPr>
-            </w:pPr>
-            <w:r>
-              <w:rPr>
-                <w:sz w:val="28"/>
-                <w:szCs w:val="40"/>
-              </w:rPr>
-              <w:t>PK MaCDXN; FK MaPK</w:t>
-            </w:r>
-          </w:p>
-        </w:tc>
-      </w:tr>
-      <w:tr>
-        <w:tc>
-          <w:tcPr>
-            <w:tcW w:w="1247" w:type="dxa"/>
-          </w:tcPr>
-          <w:p>
-            <w:pPr>
-              <w:jc w:val="center"/>
-              <w:rPr>
-                <w:sz w:val="28"/>
-                <w:szCs w:val="40"/>
-              </w:rPr>
-            </w:pPr>
-            <w:r>
-              <w:rPr>
-                <w:sz w:val="28"/>
-                <w:szCs w:val="40"/>
-              </w:rPr>
-              <w:t>Điều trị</w:t>
-            </w:r>
-          </w:p>
-        </w:tc>
-        <w:tc>
-          <w:tcPr>
-            <w:tcW w:w="2494" w:type="dxa"/>
-          </w:tcPr>
-          <w:p>
-            <w:pPr>
-              <w:rPr>
-                <w:sz w:val="28"/>
-                <w:szCs w:val="40"/>
-              </w:rPr>
-            </w:pPr>
-            <w:r>
-              <w:rPr>
-                <w:sz w:val="28"/>
-                <w:szCs w:val="40"/>
-              </w:rPr>
-              <w:t>KetQuaXetNghiem</w:t>
-            </w:r>
-          </w:p>
-        </w:tc>
-        <w:tc>
-          <w:tcPr>
-            <w:tcW w:w="4876" w:type="dxa"/>
-          </w:tcPr>
-          <w:p>
-            <w:pPr>
-              <w:rPr>
-                <w:sz w:val="28"/>
-                <w:szCs w:val="40"/>
-              </w:rPr>
-            </w:pPr>
-            <w:r>
-              <w:rPr>
-                <w:sz w:val="28"/>
-                <w:szCs w:val="40"/>
-              </w:rPr>
-              <w:t>PK MaKQXN; FK/UNIQUE MaCDXN</w:t>
-            </w:r>
-          </w:p>
-        </w:tc>
-      </w:tr>
-      <w:tr>
-        <w:tc>
-          <w:tcPr>
-            <w:tcW w:w="1247" w:type="dxa"/>
-          </w:tcPr>
-          <w:p>
-            <w:pPr>
-              <w:jc w:val="center"/>
-              <w:rPr>
-                <w:sz w:val="28"/>
-                <w:szCs w:val="40"/>
-              </w:rPr>
-            </w:pPr>
-            <w:r>
-              <w:rPr>
-                <w:sz w:val="28"/>
-                <w:szCs w:val="40"/>
-              </w:rPr>
-              <w:t>Điều trị</w:t>
-            </w:r>
-          </w:p>
-        </w:tc>
-        <w:tc>
-          <w:tcPr>
-            <w:tcW w:w="2494" w:type="dxa"/>
-          </w:tcPr>
-          <w:p>
-            <w:pPr>
-              <w:rPr>
-                <w:sz w:val="28"/>
-                <w:szCs w:val="40"/>
-              </w:rPr>
-            </w:pPr>
-            <w:r>
-              <w:rPr>
-                <w:sz w:val="28"/>
-                <w:szCs w:val="40"/>
-              </w:rPr>
-              <w:t>ToaThuoc</w:t>
-            </w:r>
-          </w:p>
-        </w:tc>
-        <w:tc>
-          <w:tcPr>
-            <w:tcW w:w="4876" w:type="dxa"/>
-          </w:tcPr>
-          <w:p>
-            <w:pPr>
-              <w:rPr>
-                <w:sz w:val="28"/>
-                <w:szCs w:val="40"/>
-              </w:rPr>
-            </w:pPr>
-            <w:r>
-              <w:rPr>
-                <w:sz w:val="28"/>
-                <w:szCs w:val="40"/>
-              </w:rPr>
-              <w:t>PK MaToa; FK/UNIQUE MaPK</w:t>
-            </w:r>
-          </w:p>
-        </w:tc>
-      </w:tr>
-      <w:tr>
-        <w:tc>
-          <w:tcPr>
-            <w:tcW w:w="1247" w:type="dxa"/>
-          </w:tcPr>
-          <w:p>
-            <w:pPr>
-              <w:jc w:val="center"/>
-              <w:rPr>
-                <w:sz w:val="28"/>
-                <w:szCs w:val="40"/>
-              </w:rPr>
-            </w:pPr>
-            <w:r>
-              <w:rPr>
-                <w:sz w:val="28"/>
-                <w:szCs w:val="40"/>
-              </w:rPr>
-              <w:t>Điều trị</w:t>
-            </w:r>
-          </w:p>
-        </w:tc>
-        <w:tc>
-          <w:tcPr>
-            <w:tcW w:w="2494" w:type="dxa"/>
-          </w:tcPr>
-          <w:p>
-            <w:pPr>
-              <w:rPr>
-                <w:sz w:val="28"/>
-                <w:szCs w:val="40"/>
-              </w:rPr>
-            </w:pPr>
-            <w:r>
-              <w:rPr>
-                <w:sz w:val="28"/>
-                <w:szCs w:val="40"/>
-              </w:rPr>
-              <w:t>ChiTietToaThuoc</w:t>
-            </w:r>
-          </w:p>
-        </w:tc>
-        <w:tc>
-          <w:tcPr>
-            <w:tcW w:w="4876" w:type="dxa"/>
-          </w:tcPr>
-          <w:p>
-            <w:pPr>
-              <w:rPr>
-                <w:sz w:val="28"/>
-                <w:szCs w:val="40"/>
-              </w:rPr>
-            </w:pPr>
-            <w:r>
-              <w:rPr>
-                <w:sz w:val="28"/>
-                <w:szCs w:val="40"/>
-              </w:rPr>
-              <w:t>PK MaCTToa; FK MaToa, MaThuoc; UNIQUE (MaToa, MaThuoc)</w:t>
-            </w:r>
-          </w:p>
-        </w:tc>
-      </w:tr>
-      <w:tr>
-        <w:tc>
-          <w:tcPr>
-            <w:tcW w:w="1247" w:type="dxa"/>
-          </w:tcPr>
-          <w:p>
-            <w:pPr>
-              <w:jc w:val="center"/>
-              <w:rPr>
-                <w:sz w:val="28"/>
-                <w:szCs w:val="40"/>
-              </w:rPr>
-            </w:pPr>
-            <w:r>
-              <w:rPr>
-                <w:sz w:val="28"/>
-                <w:szCs w:val="40"/>
-              </w:rPr>
-              <w:t>Theo dõi</w:t>
-            </w:r>
-          </w:p>
-        </w:tc>
-        <w:tc>
-          <w:tcPr>
-            <w:tcW w:w="2494" w:type="dxa"/>
-          </w:tcPr>
-          <w:p>
-            <w:pPr>
-              <w:rPr>
-                <w:sz w:val="28"/>
-                <w:szCs w:val="40"/>
-              </w:rPr>
-            </w:pPr>
-            <w:r>
-              <w:rPr>
-                <w:sz w:val="28"/>
-                <w:szCs w:val="40"/>
-              </w:rPr>
-              <w:t>LichHen</w:t>
-            </w:r>
-          </w:p>
-        </w:tc>
-        <w:tc>
-          <w:tcPr>
-            <w:tcW w:w="4876" w:type="dxa"/>
-          </w:tcPr>
-          <w:p>
-            <w:pPr>
-              <w:rPr>
-                <w:sz w:val="28"/>
-                <w:szCs w:val="40"/>
-              </w:rPr>
-            </w:pPr>
-            <w:r>
-              <w:rPr>
-                <w:sz w:val="28"/>
-                <w:szCs w:val="40"/>
-              </w:rPr>
-              <w:t>PK MaLichHen; FK MaHoSo; UNIQUE (MaHoSo, NgayGioHen)</w:t>
-            </w:r>
-          </w:p>
-        </w:tc>
-      </w:tr>
-      <w:tr>
-        <w:tc>
-          <w:tcPr>
-            <w:tcW w:w="1247" w:type="dxa"/>
-          </w:tcPr>
-          <w:p>
-            <w:pPr>
-              <w:jc w:val="center"/>
-              <w:rPr>
-                <w:sz w:val="28"/>
-                <w:szCs w:val="40"/>
-              </w:rPr>
-            </w:pPr>
-            <w:r>
-              <w:rPr>
-                <w:sz w:val="28"/>
-                <w:szCs w:val="40"/>
-              </w:rPr>
-              <w:t>Thanh toán</w:t>
-            </w:r>
-          </w:p>
-        </w:tc>
-        <w:tc>
-          <w:tcPr>
-            <w:tcW w:w="2494" w:type="dxa"/>
-          </w:tcPr>
-          <w:p>
-            <w:pPr>
-              <w:rPr>
-                <w:sz w:val="28"/>
-                <w:szCs w:val="40"/>
-              </w:rPr>
-            </w:pPr>
-            <w:r>
-              <w:rPr>
-                <w:sz w:val="28"/>
-                <w:szCs w:val="40"/>
-              </w:rPr>
-              <w:t>ThanhToanVienPhi</w:t>
-            </w:r>
-          </w:p>
-        </w:tc>
-        <w:tc>
-          <w:tcPr>
-            <w:tcW w:w="4876" w:type="dxa"/>
-          </w:tcPr>
-          <w:p>
-            <w:pPr>
-              <w:rPr>
-                <w:sz w:val="28"/>
-                <w:szCs w:val="40"/>
-              </w:rPr>
-            </w:pPr>
-            <w:r>
-              <w:rPr>
-                <w:sz w:val="28"/>
-                <w:szCs w:val="40"/>
-              </w:rPr>
-              <w:t>PK MaTT; FK/UNIQUE MaPK</w:t>
-            </w:r>
-          </w:p>
-        </w:tc>
-      </w:tr>
-    </w:tbl>
-    <w:p/>
-    <w:p>
-      <w:pPr>
-        <w:pStyle w:val="Heading1"/>
-        <w:spacing w:before="200" w:after="100"/>
-      </w:pPr>
-      <w:r>
-        <w:rPr>
-          <w:sz w:val="26"/>
-        </w:rPr>
-        <w:t>2. RÀNG BUỘC VÀ CHỈ MỤC</w:t>
-      </w:r>
-    </w:p>
-    <w:p>
-      <w:pPr>
-        <w:pStyle w:val="ListParagraph"/>
-        <w:ind w:left="397" w:hanging="198"/>
-      </w:pPr>
-      <w:r>
-        <w:rPr>
-          <w:sz w:val="24"/>
-        </w:rPr>
-        <w:t>• UNIQUE bảo đảm mã/định danh không trùng: số điện thoại bệnh nhân, hồ sơ theo bệnh nhân, lệ phí theo năm, toa theo phiếu khám, thanh toán theo phiếu khám và lịch hẹn theo thời điểm.</w:t>
-      </w:r>
-    </w:p>
-    <w:p>
-      <w:pPr>
-        <w:pStyle w:val="ListParagraph"/>
-        <w:ind w:left="397" w:hanging="198"/>
-      </w:pPr>
-      <w:r>
-        <w:rPr>
-          <w:sz w:val="24"/>
-        </w:rPr>
-        <w:t>• CHECK kiểm soát số tiền không âm/dương đúng quy tắc, năm hợp lệ, số lượng thuốc lớn hơn 0 và các trạng thái nghiệp vụ được phép.</w:t>
-      </w:r>
-    </w:p>
-    <w:p>
-      <w:pPr>
-        <w:pStyle w:val="ListParagraph"/>
-        <w:ind w:left="397" w:hanging="198"/>
-      </w:pPr>
-      <w:r>
-        <w:rPr>
-          <w:sz w:val="24"/>
-        </w:rPr>
-        <w:t>• Ba chỉ mục IX_PhieuKham_MaHoSo_Ngay, IX_ChiDinhXN_MaPK và IX_LichHen_MaHoSo_Ngay tối ưu tra cứu lịch sử, xét nghiệm và lịch hẹn.</w:t>
-      </w:r>
-    </w:p>
-    <w:p>
-      <w:pPr>
-        <w:pStyle w:val="Heading1"/>
-        <w:spacing w:before="200" w:after="100"/>
-      </w:pPr>
-      <w:r>
-        <w:rPr>
-          <w:sz w:val="26"/>
-        </w:rPr>
-        <w:t>3. TRANSACTION NGHIỆP VỤ</w:t>
-      </w:r>
-    </w:p>
-    <w:tbl>
-      <w:tblPr>
-        <w:tblStyle w:val="TableGrid"/>
-        <w:tblW w:w="0" w:type="auto"/>
-        <w:tblLook w:val="04A0" w:firstRow="1" w:lastRow="0" w:firstColumn="1" w:lastColumn="0" w:noHBand="0" w:noVBand="1"/>
-      </w:tblPr>
-      <w:tblGrid>
-        <w:gridCol w:w="3125"/>
-        <w:gridCol w:w="4195"/>
-        <w:gridCol w:w="1928"/>
-      </w:tblGrid>
-      <w:tr>
-        <w:tc>
-          <w:tcPr>
-            <w:tcW w:w="2494" w:type="dxa"/>
-          </w:tcPr>
-          <w:p>
-            <w:pPr>
-              <w:jc w:val="center"/>
-              <w:rPr>
-                <w:sz w:val="28"/>
-                <w:szCs w:val="40"/>
-              </w:rPr>
-            </w:pPr>
-            <w:r>
-              <w:rPr>
-                <w:b/>
-                <w:sz w:val="28"/>
-                <w:szCs w:val="40"/>
-              </w:rPr>
-              <w:t>Stored procedure</w:t>
-            </w:r>
-          </w:p>
-        </w:tc>
-        <w:tc>
-          <w:tcPr>
-            <w:tcW w:w="4195" w:type="dxa"/>
-          </w:tcPr>
-          <w:p>
-            <w:pPr>
-              <w:jc w:val="center"/>
-              <w:rPr>
-                <w:sz w:val="28"/>
-                <w:szCs w:val="40"/>
-              </w:rPr>
-            </w:pPr>
-            <w:r>
-              <w:rPr>
-                <w:b/>
-                <w:sz w:val="28"/>
-                <w:szCs w:val="40"/>
-              </w:rPr>
-              <w:t>Các bước trong transaction</w:t>
-            </w:r>
-          </w:p>
-        </w:tc>
-        <w:tc>
-          <w:tcPr>
-            <w:tcW w:w="1928" w:type="dxa"/>
-          </w:tcPr>
-          <w:p>
-            <w:pPr>
-              <w:jc w:val="center"/>
-              <w:rPr>
-                <w:sz w:val="28"/>
-                <w:szCs w:val="40"/>
-              </w:rPr>
-            </w:pPr>
-            <w:r>
-              <w:rPr>
-                <w:b/>
-                <w:sz w:val="28"/>
-                <w:szCs w:val="40"/>
-              </w:rPr>
-              <w:t>Quy tắc</w:t>
-            </w:r>
-          </w:p>
-        </w:tc>
-      </w:tr>
-      <w:tr>
-        <w:tc>
-          <w:tcPr>
-            <w:tcW w:w="2494" w:type="dxa"/>
-          </w:tcPr>
-          <w:p>
-            <w:pPr>
-              <w:jc w:val="center"/>
-              <w:rPr>
-                <w:sz w:val="28"/>
-                <w:szCs w:val="40"/>
-              </w:rPr>
-            </w:pPr>
-            <w:r>
-              <w:rPr>
-                <w:sz w:val="28"/>
-                <w:szCs w:val="40"/>
-              </w:rPr>
-              <w:lastRenderedPageBreak/>
-              <w:t>sp_DangKyCapHoSo</w:t>
-            </w:r>
-          </w:p>
-        </w:tc>
-        <w:tc>
-          <w:tcPr>
-            <w:tcW w:w="4195" w:type="dxa"/>
-          </w:tcPr>
-          <w:p>
-            <w:pPr>
-              <w:rPr>
-                <w:sz w:val="28"/>
-                <w:szCs w:val="40"/>
-              </w:rPr>
-            </w:pPr>
-            <w:r>
-              <w:rPr>
-                <w:sz w:val="28"/>
-                <w:szCs w:val="40"/>
-              </w:rPr>
-              <w:t>Tạo/tìm bệnh nhân → tạo phiếu đăng ký → thu lệ phí năm → sinh mã hồ sơ.</w:t>
-            </w:r>
-          </w:p>
-        </w:tc>
-        <w:tc>
-          <w:tcPr>
-            <w:tcW w:w="1928" w:type="dxa"/>
-          </w:tcPr>
-          <w:p>
-            <w:pPr>
-              <w:rPr>
-                <w:sz w:val="28"/>
-                <w:szCs w:val="40"/>
-              </w:rPr>
-            </w:pPr>
-            <w:r>
-              <w:rPr>
-                <w:sz w:val="28"/>
-                <w:szCs w:val="40"/>
-              </w:rPr>
-              <w:t>BR01, BR02; lỗi ở bất kỳ bước nào sẽ ROLLBACK.</w:t>
-            </w:r>
-          </w:p>
-        </w:tc>
-      </w:tr>
-      <w:tr>
-        <w:tc>
-          <w:tcPr>
-            <w:tcW w:w="2494" w:type="dxa"/>
-          </w:tcPr>
-          <w:p>
-            <w:pPr>
-              <w:jc w:val="center"/>
-              <w:rPr>
-                <w:sz w:val="28"/>
-                <w:szCs w:val="40"/>
-              </w:rPr>
-            </w:pPr>
-            <w:r>
-              <w:rPr>
-                <w:sz w:val="28"/>
-                <w:szCs w:val="40"/>
-              </w:rPr>
-              <w:t>sp_LapPhieuKhamVaToa</w:t>
-            </w:r>
-          </w:p>
-        </w:tc>
-        <w:tc>
-          <w:tcPr>
-            <w:tcW w:w="4195" w:type="dxa"/>
-          </w:tcPr>
-          <w:p>
-            <w:pPr>
-              <w:rPr>
-                <w:sz w:val="28"/>
-                <w:szCs w:val="40"/>
-              </w:rPr>
-            </w:pPr>
-            <w:r>
-              <w:rPr>
-                <w:sz w:val="28"/>
-                <w:szCs w:val="40"/>
-              </w:rPr>
-              <w:t>Kiểm tra hồ sơ → tạo phiếu khám → tùy chọn chỉ định xét nghiệm → tạo toa và chi tiết toa.</w:t>
-            </w:r>
-          </w:p>
-        </w:tc>
-        <w:tc>
-          <w:tcPr>
-            <w:tcW w:w="1928" w:type="dxa"/>
-          </w:tcPr>
-          <w:p>
-            <w:pPr>
-              <w:rPr>
-                <w:sz w:val="28"/>
-                <w:szCs w:val="40"/>
-              </w:rPr>
-            </w:pPr>
-            <w:r>
-              <w:rPr>
-                <w:sz w:val="28"/>
-                <w:szCs w:val="40"/>
-              </w:rPr>
-              <w:t>BR03, BR04, BR05; toa phải có ít nhất một thuốc.</w:t>
-            </w:r>
-          </w:p>
-        </w:tc>
-      </w:tr>
-      <w:tr>
-        <w:tc>
-          <w:tcPr>
-            <w:tcW w:w="2494" w:type="dxa"/>
-          </w:tcPr>
-          <w:p>
-            <w:pPr>
-              <w:jc w:val="center"/>
-              <w:rPr>
-                <w:sz w:val="28"/>
-                <w:szCs w:val="40"/>
-              </w:rPr>
-            </w:pPr>
-            <w:r>
-              <w:rPr>
-                <w:sz w:val="28"/>
-                <w:szCs w:val="40"/>
-              </w:rPr>
-              <w:t>sp_ThanhToanHoanTat</w:t>
-            </w:r>
-          </w:p>
-        </w:tc>
-        <w:tc>
-          <w:tcPr>
-            <w:tcW w:w="4195" w:type="dxa"/>
-          </w:tcPr>
-          <w:p>
-            <w:pPr>
-              <w:rPr>
-                <w:sz w:val="28"/>
-                <w:szCs w:val="40"/>
-              </w:rPr>
-            </w:pPr>
-            <w:r>
-              <w:rPr>
-                <w:sz w:val="28"/>
-                <w:szCs w:val="40"/>
-              </w:rPr>
-              <w:t>Kiểm tra phiếu khám đang điều trị → tạo thanh toán → cập nhật phiếu khám hoàn tất.</w:t>
-            </w:r>
-          </w:p>
-        </w:tc>
-        <w:tc>
-          <w:tcPr>
-            <w:tcW w:w="1928" w:type="dxa"/>
-          </w:tcPr>
-          <w:p>
-            <w:pPr>
-              <w:rPr>
-                <w:sz w:val="28"/>
-                <w:szCs w:val="40"/>
-              </w:rPr>
-            </w:pPr>
-            <w:r>
-              <w:rPr>
-                <w:sz w:val="28"/>
-                <w:szCs w:val="40"/>
-              </w:rPr>
-              <w:t>BR07; chặn thanh toán lặp hoặc hoàn tất khi chưa thanh toán.</w:t>
-            </w:r>
-          </w:p>
-        </w:tc>
-      </w:tr>
-    </w:tbl>
-    <w:p/>
-    <w:p>
-      <w:pPr>
-        <w:pStyle w:val="Heading1"/>
-        <w:spacing w:before="200" w:after="100"/>
-      </w:pPr>
-      <w:r>
-        <w:rPr>
-          <w:sz w:val="26"/>
-        </w:rPr>
-        <w:t>4. KẾT QUẢ XÁC MINH</w:t>
-      </w:r>
-    </w:p>
-    <w:p>
-      <w:pPr>
-        <w:spacing w:after="120" w:line="300" w:lineRule="auto"/>
-        <w:ind w:firstLine="425"/>
-        <w:jc w:val="both"/>
-      </w:pPr>
-      <w:r>
-        <w:t>Script đã được chạy thành công trên SQL Server LocalDB (MSSQLLocalDB), tạo 14 bảng, 3 stored procedure và dữ liệu mẫu. Luồng kiểm thử thực tế đã thực hiện đăng ký/cấp hồ sơ, lập phiếu khám kèm toa và chỉ định xét nghiệm, sau đó thanh toán; phiếu khám nhận trạng thái Hoàn tất.</w:t>
-      </w:r>
-    </w:p>
-    <w:p>
-      <w:pPr>
-        <w:pStyle w:val="Heading1"/>
-        <w:spacing w:before="200" w:after="100"/>
-      </w:pPr>
-      <w:r>
-        <w:rPr>
-          <w:sz w:val="26"/>
-        </w:rPr>
-        <w:t>5. LIÊN KẾT VỚI CÁC QUY TẮC NGHIỆP VỤ</w:t>
-      </w:r>
-    </w:p>
-    <w:tbl>
-      <w:tblPr>
-        <w:tblStyle w:val="TableGrid"/>
-        <w:tblW w:w="0" w:type="auto"/>
-        <w:tblLook w:val="04A0" w:firstRow="1" w:lastRow="0" w:firstColumn="1" w:lastColumn="0" w:noHBand="0" w:noVBand="1"/>
-      </w:tblPr>
-      <w:tblGrid>
-        <w:gridCol w:w="1701"/>
-        <w:gridCol w:w="6917"/>
-      </w:tblGrid>
-      <w:tr>
-        <w:tc>
-          <w:tcPr>
-            <w:tcW w:w="1701" w:type="dxa"/>
-          </w:tcPr>
-          <w:p>
-            <w:pPr>
-              <w:jc w:val="center"/>
-              <w:rPr>
-                <w:sz w:val="28"/>
-                <w:szCs w:val="40"/>
-              </w:rPr>
-            </w:pPr>
-            <w:r>
-              <w:rPr>
-                <w:b/>
-                <w:sz w:val="28"/>
-                <w:szCs w:val="40"/>
-              </w:rPr>
-              <w:t>Quy tắc</w:t>
-            </w:r>
-          </w:p>
-        </w:tc>
-        <w:tc>
-          <w:tcPr>
-            <w:tcW w:w="6917" w:type="dxa"/>
-          </w:tcPr>
-          <w:p>
-            <w:pPr>
-              <w:jc w:val="center"/>
-              <w:rPr>
-                <w:sz w:val="28"/>
-                <w:szCs w:val="40"/>
-              </w:rPr>
-            </w:pPr>
-            <w:r>
-              <w:rPr>
-                <w:b/>
-                <w:sz w:val="28"/>
-                <w:szCs w:val="40"/>
-              </w:rPr>
-              <w:t>Hiện thực CSDL</w:t>
-            </w:r>
-          </w:p>
-        </w:tc>
-      </w:tr>
-      <w:tr>
-        <w:tc>
-          <w:tcPr>
-            <w:tcW w:w="1701" w:type="dxa"/>
-          </w:tcPr>
-          <w:p>
-            <w:pPr>
-              <w:jc w:val="center"/>
-              <w:rPr>
-                <w:sz w:val="28"/>
-                <w:szCs w:val="40"/>
-              </w:rPr>
-            </w:pPr>
-            <w:r>
-              <w:rPr>
-                <w:sz w:val="28"/>
-                <w:szCs w:val="40"/>
-              </w:rPr>
-              <w:t>BR01-BR02</w:t>
-            </w:r>
-          </w:p>
-        </w:tc>
-        <w:tc>
-          <w:tcPr>
-            <w:tcW w:w="6917" w:type="dxa"/>
-          </w:tcPr>
-          <w:p>
-            <w:pPr>
-              <w:rPr>
-                <w:sz w:val="28"/>
-                <w:szCs w:val="40"/>
-              </w:rPr>
-            </w:pPr>
-            <w:r>
-              <w:rPr>
-                <w:sz w:val="28"/>
-                <w:szCs w:val="40"/>
-              </w:rPr>
-              <w:t>sp_DangKyCapHoSo; UQ_HoSoBenhAn_MaBN; UQ_LePhiNam_BenhNhan_Nam</w:t>
-            </w:r>
-          </w:p>
-        </w:tc>
-      </w:tr>
-      <w:tr>
-        <w:tc>
-          <w:tcPr>
-            <w:tcW w:w="1701" w:type="dxa"/>
-          </w:tcPr>
-          <w:p>
-            <w:pPr>
-              <w:jc w:val="center"/>
-              <w:rPr>
-                <w:sz w:val="28"/>
-                <w:szCs w:val="40"/>
-              </w:rPr>
-            </w:pPr>
-            <w:r>
-              <w:rPr>
-                <w:sz w:val="28"/>
-                <w:szCs w:val="40"/>
-              </w:rPr>
-              <w:t>BR03-BR05</w:t>
-            </w:r>
-          </w:p>
-        </w:tc>
-        <w:tc>
-          <w:tcPr>
-            <w:tcW w:w="6917" w:type="dxa"/>
-          </w:tcPr>
-          <w:p>
-            <w:pPr>
-              <w:rPr>
-                <w:sz w:val="28"/>
-                <w:szCs w:val="40"/>
-              </w:rPr>
-            </w:pPr>
-            <w:r>
-              <w:rPr>
-                <w:sz w:val="28"/>
-                <w:szCs w:val="40"/>
-              </w:rPr>
-              <w:t>FK_PhieuKham; FK/UNIQUE cho xét nghiệm, toa và chi tiết toa; sp_LapPhieuKhamVaToa</w:t>
-            </w:r>
-          </w:p>
-        </w:tc>
-      </w:tr>
-      <w:tr>
-        <w:tc>
-          <w:tcPr>
-            <w:tcW w:w="1701" w:type="dxa"/>
-          </w:tcPr>
-          <w:p>
-            <w:pPr>
-              <w:jc w:val="center"/>
-              <w:rPr>
-                <w:sz w:val="28"/>
-                <w:szCs w:val="40"/>
-              </w:rPr>
-            </w:pPr>
-            <w:r>
-              <w:rPr>
-                <w:sz w:val="28"/>
-                <w:szCs w:val="40"/>
-              </w:rPr>
-              <w:t>BR06</w:t>
-            </w:r>
-          </w:p>
-        </w:tc>
-        <w:tc>
-          <w:tcPr>
-            <w:tcW w:w="6917" w:type="dxa"/>
-          </w:tcPr>
-          <w:p>
-            <w:pPr>
-              <w:rPr>
-                <w:sz w:val="28"/>
-                <w:szCs w:val="40"/>
-              </w:rPr>
-            </w:pPr>
-            <w:r>
-              <w:rPr>
-                <w:sz w:val="28"/>
-                <w:szCs w:val="40"/>
-              </w:rPr>
-              <w:t>Bảng LichHen với UNIQUE (MaHoSo, NgayGioHen) và LoaiHen Định kỳ/Tái khám</w:t>
-            </w:r>
-          </w:p>
-        </w:tc>
-      </w:tr>
-      <w:tr>
-        <w:tc>
-          <w:tcPr>
-            <w:tcW w:w="1701" w:type="dxa"/>
-          </w:tcPr>
-          <w:p>
-            <w:pPr>
-              <w:jc w:val="center"/>
-              <w:rPr>
-                <w:sz w:val="28"/>
-                <w:szCs w:val="40"/>
-              </w:rPr>
-            </w:pPr>
-            <w:r>
-              <w:rPr>
-                <w:sz w:val="28"/>
-                <w:szCs w:val="40"/>
-              </w:rPr>
-              <w:t>BR07-BR08</w:t>
-            </w:r>
-          </w:p>
-        </w:tc>
-        <w:tc>
-          <w:tcPr>
-            <w:tcW w:w="6917" w:type="dxa"/>
-          </w:tcPr>
-          <w:p>
-            <w:pPr>
-              <w:rPr>
-                <w:sz w:val="28"/>
-                <w:szCs w:val="40"/>
-              </w:rPr>
-            </w:pPr>
-            <w:r>
-              <w:rPr>
-                <w:sz w:val="28"/>
-                <w:szCs w:val="40"/>
-              </w:rPr>
-              <w:t>sp_ThanhToanHoanTat; TrangThai PhieuKham; chỉ mục lịch sử theo MaHoSo/Ngày</w:t>
-            </w:r>
-          </w:p>
-        </w:tc>
-      </w:tr>
-    </w:tbl>
-    <w:p/>
-    <w:p>
-      <w:r>
-        <w:br w:type="page"/>
-      </w:r>
-    </w:p>
-    <w:p>
-      <w:pPr>
-        <w:pStyle w:val="Heading1"/>
-        <w:spacing w:before="200"/>
-      </w:pPr>
-      <w:r>
-        <w:rPr>
-          <w:sz w:val="26"/>
-        </w:rPr>
-        <w:lastRenderedPageBreak/>
-        <w:t>D. THIẾT KẾ HỆ THỐNG WINFORMS</w:t>
-      </w:r>
-    </w:p>
-    <w:p>
-      <w:pPr>
-        <w:spacing w:line="300" w:lineRule="auto"/>
-        <w:ind w:firstLine="425"/>
-        <w:jc w:val="both"/>
-      </w:pPr>
-      <w:r>
-        <w:t>Ứng dụng QuanLyHoSoBenhAn được hiện thực bằng C# WinForms .NET Framework 4.7.2. Thiết kế ưu tiên phạm vi vừa đủ cho bài thực hành: giao diện thao tác trực tiếp, kiểm tra dữ liệu rõ ràng bằng tiếng Việt và thực hiện các nghiệp vụ nhiều bảng qua stored procedure đã xây dựng ở phần CSDL.</w:t>
-      </w:r>
-    </w:p>
-    <w:p>
-      <w:pPr>
-        <w:pStyle w:val="Heading1"/>
-        <w:spacing w:before="200"/>
-      </w:pPr>
-      <w:r>
-        <w:rPr>
-          <w:sz w:val="26"/>
-        </w:rPr>
-        <w:t>1. KIẾN TRÚC VÀ CẤU HÌNH</w:t>
-      </w:r>
-    </w:p>
-    <w:tbl>
-      <w:tblPr>
-        <w:tblStyle w:val="TableGrid"/>
-        <w:tblW w:w="0" w:type="auto"/>
-        <w:tblLook w:val="04A0" w:firstRow="1" w:lastRow="0" w:firstColumn="1" w:lastColumn="0" w:noHBand="0" w:noVBand="1"/>
-      </w:tblPr>
-      <w:tblGrid>
-        <w:gridCol w:w="1787"/>
-        <w:gridCol w:w="3686"/>
-        <w:gridCol w:w="4206"/>
-      </w:tblGrid>
-      <w:tr>
-        <w:tc>
-          <w:tcPr>
-            <w:tcW w:w="1417" w:type="dxa"/>
-          </w:tcPr>
-          <w:p>
-            <w:pPr>
-              <w:jc w:val="center"/>
-              <w:rPr>
-                <w:sz w:val="28"/>
-                <w:szCs w:val="40"/>
-              </w:rPr>
-            </w:pPr>
-            <w:r>
-              <w:rPr>
-                <w:b/>
-                <w:sz w:val="28"/>
-                <w:szCs w:val="40"/>
-              </w:rPr>
-              <w:t>Thành phần</w:t>
-            </w:r>
-          </w:p>
-        </w:tc>
-        <w:tc>
-          <w:tcPr>
-            <w:tcW w:w="4252" w:type="dxa"/>
-          </w:tcPr>
-          <w:p>
-            <w:pPr>
-              <w:jc w:val="center"/>
-              <w:rPr>
-                <w:sz w:val="28"/>
-                <w:szCs w:val="40"/>
-              </w:rPr>
-            </w:pPr>
-            <w:r>
-              <w:rPr>
-                <w:b/>
-                <w:sz w:val="28"/>
-                <w:szCs w:val="40"/>
-              </w:rPr>
-              <w:t>Vai trò</w:t>
-            </w:r>
-          </w:p>
-        </w:tc>
-        <w:tc>
-          <w:tcPr>
-            <w:tcW w:w="3572" w:type="dxa"/>
-          </w:tcPr>
-          <w:p>
-            <w:pPr>
-              <w:jc w:val="center"/>
-              <w:rPr>
-                <w:sz w:val="28"/>
-                <w:szCs w:val="40"/>
-              </w:rPr>
-            </w:pPr>
-            <w:r>
-              <w:rPr>
-                <w:b/>
-                <w:sz w:val="28"/>
-                <w:szCs w:val="40"/>
-              </w:rPr>
-              <w:t>Tệp/không gian tên</w:t>
-            </w:r>
-          </w:p>
-        </w:tc>
-      </w:tr>
-      <w:tr>
-        <w:tc>
-          <w:tcPr>
-            <w:tcW w:w="1417" w:type="dxa"/>
-          </w:tcPr>
-          <w:p>
-            <w:pPr>
-              <w:jc w:val="center"/>
-              <w:rPr>
-                <w:sz w:val="28"/>
-                <w:szCs w:val="40"/>
-              </w:rPr>
-            </w:pPr>
-            <w:r>
-              <w:rPr>
-                <w:sz w:val="28"/>
-                <w:szCs w:val="40"/>
-              </w:rPr>
-              <w:t>Forms</w:t>
-            </w:r>
-          </w:p>
-        </w:tc>
-        <w:tc>
-          <w:tcPr>
-            <w:tcW w:w="4252" w:type="dxa"/>
-          </w:tcPr>
-          <w:p>
-            <w:pPr>
-              <w:rPr>
-                <w:sz w:val="28"/>
-                <w:szCs w:val="40"/>
-              </w:rPr>
-            </w:pPr>
-            <w:r>
-              <w:rPr>
-                <w:sz w:val="28"/>
-                <w:szCs w:val="40"/>
-              </w:rPr>
-              <w:t>Hiển thị dữ liệu, nhận thao tác và thông báo kết quả; không chứa truy vấn SQL.</w:t>
-            </w:r>
-          </w:p>
-        </w:tc>
-        <w:tc>
-          <w:tcPr>
-            <w:tcW w:w="3572" w:type="dxa"/>
-          </w:tcPr>
-          <w:p>
-            <w:pPr>
-              <w:rPr>
-                <w:sz w:val="28"/>
-                <w:szCs w:val="40"/>
-              </w:rPr>
-            </w:pPr>
-            <w:r>
-              <w:rPr>
-                <w:sz w:val="28"/>
-                <w:szCs w:val="40"/>
-              </w:rPr>
-              <w:t>Forms/FrmMain.cs</w:t>
-            </w:r>
-          </w:p>
-        </w:tc>
-      </w:tr>
-      <w:tr>
-        <w:tc>
-          <w:tcPr>
-            <w:tcW w:w="1417" w:type="dxa"/>
-          </w:tcPr>
-          <w:p>
-            <w:pPr>
-              <w:jc w:val="center"/>
-              <w:rPr>
-                <w:sz w:val="28"/>
-                <w:szCs w:val="40"/>
-              </w:rPr>
-            </w:pPr>
-            <w:r>
-              <w:rPr>
-                <w:sz w:val="28"/>
-                <w:szCs w:val="40"/>
-              </w:rPr>
-              <w:t>Services</w:t>
-            </w:r>
-          </w:p>
-        </w:tc>
-        <w:tc>
-          <w:tcPr>
-            <w:tcW w:w="4252" w:type="dxa"/>
-          </w:tcPr>
-          <w:p>
-            <w:pPr>
-              <w:rPr>
-                <w:sz w:val="28"/>
-                <w:szCs w:val="40"/>
-              </w:rPr>
-            </w:pPr>
-            <w:r>
-              <w:rPr>
-                <w:sz w:val="28"/>
-                <w:szCs w:val="40"/>
-              </w:rPr>
-              <w:t>Kiểm tra quy tắc, gọi stored procedure, tạo DataTable chi tiết toa và xử lý lỗi.</w:t>
-            </w:r>
-          </w:p>
-        </w:tc>
-        <w:tc>
-          <w:tcPr>
-            <w:tcW w:w="3572" w:type="dxa"/>
-          </w:tcPr>
-          <w:p>
-            <w:pPr>
-              <w:rPr>
-                <w:sz w:val="28"/>
-                <w:szCs w:val="40"/>
-              </w:rPr>
-            </w:pPr>
-            <w:r>
-              <w:rPr>
-                <w:sz w:val="28"/>
-                <w:szCs w:val="40"/>
-              </w:rPr>
-              <w:t>Services/PatientService.cs; ClinicalService.cs</w:t>
-            </w:r>
-          </w:p>
-        </w:tc>
-      </w:tr>
-      <w:tr>
-        <w:tc>
-          <w:tcPr>
-            <w:tcW w:w="1417" w:type="dxa"/>
-          </w:tcPr>
-          <w:p>
-            <w:pPr>
-              <w:jc w:val="center"/>
-              <w:rPr>
-                <w:sz w:val="28"/>
-                <w:szCs w:val="40"/>
-              </w:rPr>
-            </w:pPr>
-            <w:r>
-              <w:rPr>
-                <w:sz w:val="28"/>
-                <w:szCs w:val="40"/>
-              </w:rPr>
-              <w:t>Data</w:t>
-            </w:r>
-          </w:p>
-        </w:tc>
-        <w:tc>
-          <w:tcPr>
-            <w:tcW w:w="4252" w:type="dxa"/>
-          </w:tcPr>
-          <w:p>
-            <w:pPr>
-              <w:rPr>
-                <w:sz w:val="28"/>
-                <w:szCs w:val="40"/>
-              </w:rPr>
-            </w:pPr>
-            <w:r>
-              <w:rPr>
-                <w:sz w:val="28"/>
-                <w:szCs w:val="40"/>
-              </w:rPr>
-              <w:t>Mở kết nối, chạy truy vấn tham số hóa và trả DataTable.</w:t>
-            </w:r>
-          </w:p>
-        </w:tc>
-        <w:tc>
-          <w:tcPr>
-            <w:tcW w:w="3572" w:type="dxa"/>
-          </w:tcPr>
-          <w:p>
-            <w:pPr>
-              <w:rPr>
-                <w:sz w:val="28"/>
-                <w:szCs w:val="40"/>
-              </w:rPr>
-            </w:pPr>
-            <w:r>
-              <w:rPr>
-                <w:sz w:val="28"/>
-                <w:szCs w:val="40"/>
-              </w:rPr>
-              <w:t>Data/Db.cs</w:t>
-            </w:r>
-          </w:p>
-        </w:tc>
-      </w:tr>
-      <w:tr>
-        <w:tc>
-          <w:tcPr>
-            <w:tcW w:w="1417" w:type="dxa"/>
-          </w:tcPr>
-          <w:p>
-            <w:pPr>
-              <w:jc w:val="center"/>
-              <w:rPr>
-                <w:sz w:val="28"/>
-                <w:szCs w:val="40"/>
-              </w:rPr>
-            </w:pPr>
-            <w:r>
-              <w:rPr>
-                <w:sz w:val="28"/>
-                <w:szCs w:val="40"/>
-              </w:rPr>
-              <w:t>Models</w:t>
-            </w:r>
-          </w:p>
-        </w:tc>
-        <w:tc>
-          <w:tcPr>
-            <w:tcW w:w="4252" w:type="dxa"/>
-          </w:tcPr>
-          <w:p>
-            <w:pPr>
-              <w:rPr>
-                <w:sz w:val="28"/>
-                <w:szCs w:val="40"/>
-              </w:rPr>
-            </w:pPr>
-            <w:r>
-              <w:rPr>
-                <w:sz w:val="28"/>
-                <w:szCs w:val="40"/>
-              </w:rPr>
-              <w:t>Đóng gói dữ liệu đăng ký bệnh nhân.</w:t>
-            </w:r>
-          </w:p>
-        </w:tc>
-        <w:tc>
-          <w:tcPr>
-            <w:tcW w:w="3572" w:type="dxa"/>
-          </w:tcPr>
-          <w:p>
-            <w:pPr>
-              <w:rPr>
-                <w:sz w:val="28"/>
-                <w:szCs w:val="40"/>
-              </w:rPr>
-            </w:pPr>
-            <w:r>
-              <w:rPr>
-                <w:sz w:val="28"/>
-                <w:szCs w:val="40"/>
-              </w:rPr>
-              <w:t>Models/PatientRegistration.cs</w:t>
-            </w:r>
-          </w:p>
-        </w:tc>
-      </w:tr>
-      <w:tr>
-        <w:tc>
-          <w:tcPr>
-            <w:tcW w:w="1417" w:type="dxa"/>
-          </w:tcPr>
-          <w:p>
-            <w:pPr>
-              <w:jc w:val="center"/>
-              <w:rPr>
-                <w:sz w:val="28"/>
-                <w:szCs w:val="40"/>
-              </w:rPr>
-            </w:pPr>
-            <w:r>
-              <w:rPr>
-                <w:sz w:val="28"/>
-                <w:szCs w:val="40"/>
-              </w:rPr>
-              <w:t>Database</w:t>
-            </w:r>
-          </w:p>
-        </w:tc>
-        <w:tc>
-          <w:tcPr>
-            <w:tcW w:w="4252" w:type="dxa"/>
-          </w:tcPr>
-          <w:p>
-            <w:pPr>
-              <w:rPr>
-                <w:sz w:val="28"/>
-                <w:szCs w:val="40"/>
-              </w:rPr>
-            </w:pPr>
-            <w:r>
-              <w:rPr>
-                <w:sz w:val="28"/>
-                <w:szCs w:val="40"/>
-              </w:rPr>
-              <w:t>Schema, ràng buộc, chỉ mục và stored procedure SQL Server.</w:t>
-            </w:r>
-          </w:p>
-        </w:tc>
-        <w:tc>
-          <w:tcPr>
-            <w:tcW w:w="3572" w:type="dxa"/>
-          </w:tcPr>
-          <w:p>
-            <w:pPr>
-              <w:rPr>
-                <w:sz w:val="28"/>
-                <w:szCs w:val="40"/>
-              </w:rPr>
-            </w:pPr>
-            <w:r>
-              <w:rPr>
-                <w:sz w:val="28"/>
-                <w:szCs w:val="40"/>
-              </w:rPr>
-              <w:t>Database/QuanLyHoSoBenhAn.sql</w:t>
-            </w:r>
-          </w:p>
-        </w:tc>
-      </w:tr>
-      <w:tr>
-        <w:tc>
-          <w:tcPr>
-            <w:tcW w:w="1417" w:type="dxa"/>
-          </w:tcPr>
-          <w:p>
-            <w:pPr>
-              <w:jc w:val="center"/>
-              <w:rPr>
-                <w:sz w:val="28"/>
-                <w:szCs w:val="40"/>
-              </w:rPr>
-            </w:pPr>
-            <w:r>
-              <w:rPr>
-                <w:sz w:val="28"/>
-                <w:szCs w:val="40"/>
-              </w:rPr>
-              <w:t>Configuration</w:t>
-            </w:r>
-          </w:p>
-        </w:tc>
-        <w:tc>
-          <w:tcPr>
-            <w:tcW w:w="4252" w:type="dxa"/>
-          </w:tcPr>
-          <w:p>
-            <w:pPr>
-              <w:rPr>
-                <w:sz w:val="28"/>
-                <w:szCs w:val="40"/>
-              </w:rPr>
-            </w:pPr>
-            <w:r>
-              <w:rPr>
-                <w:sz w:val="28"/>
-                <w:szCs w:val="40"/>
-              </w:rPr>
-              <w:t>Chuỗi kết nối LocalDB có thể thay đổi theo SQL Server của máy sử dụng.</w:t>
-            </w:r>
-          </w:p>
-        </w:tc>
-        <w:tc>
-          <w:tcPr>
-            <w:tcW w:w="3572" w:type="dxa"/>
-          </w:tcPr>
-          <w:p>
-            <w:pPr>
-              <w:rPr>
-                <w:sz w:val="28"/>
-                <w:szCs w:val="40"/>
-              </w:rPr>
-            </w:pPr>
-            <w:r>
-              <w:rPr>
-                <w:sz w:val="28"/>
-                <w:szCs w:val="40"/>
-              </w:rPr>
-              <w:t>App.config</w:t>
-            </w:r>
-          </w:p>
-        </w:tc>
-      </w:tr>
-    </w:tbl>
-    <w:p/>
-    <w:p>
-      <w:pPr>
-        <w:pStyle w:val="Heading1"/>
-        <w:spacing w:before="200"/>
-      </w:pPr>
-      <w:r>
-        <w:rPr>
-          <w:sz w:val="26"/>
-        </w:rPr>
-        <w:t>2. CÁC MODULE GIAO DIỆN</w:t>
-      </w:r>
-    </w:p>
-    <w:tbl>
-      <w:tblPr>
-        <w:tblStyle w:val="TableGrid"/>
-        <w:tblW w:w="0" w:type="auto"/>
-        <w:tblLook w:val="04A0" w:firstRow="1" w:lastRow="0" w:firstColumn="1" w:lastColumn="0" w:noHBand="0" w:noVBand="1"/>
-      </w:tblPr>
-      <w:tblGrid>
-        <w:gridCol w:w="1738"/>
-        <w:gridCol w:w="1854"/>
-        <w:gridCol w:w="6087"/>
-      </w:tblGrid>
-      <w:tr>
-        <w:tc>
-          <w:tcPr>
-            <w:tcW w:w="1814" w:type="dxa"/>
-          </w:tcPr>
-          <w:p>
-            <w:pPr>
-              <w:jc w:val="center"/>
-              <w:rPr>
-                <w:sz w:val="28"/>
-                <w:szCs w:val="40"/>
-              </w:rPr>
-            </w:pPr>
-            <w:r>
-              <w:rPr>
-                <w:b/>
-                <w:sz w:val="28"/>
-                <w:szCs w:val="40"/>
-              </w:rPr>
-              <w:t>Tab/Module</w:t>
-            </w:r>
-          </w:p>
-        </w:tc>
-        <w:tc>
-          <w:tcPr>
-            <w:tcW w:w="3231" w:type="dxa"/>
-          </w:tcPr>
-          <w:p>
-            <w:pPr>
-              <w:jc w:val="center"/>
-              <w:rPr>
-                <w:sz w:val="28"/>
-                <w:szCs w:val="40"/>
-              </w:rPr>
-            </w:pPr>
-            <w:r>
-              <w:rPr>
-                <w:b/>
-                <w:sz w:val="28"/>
-                <w:szCs w:val="40"/>
-              </w:rPr>
-              <w:t>Chức năng</w:t>
-            </w:r>
-          </w:p>
-        </w:tc>
-        <w:tc>
-          <w:tcPr>
-            <w:tcW w:w="4195" w:type="dxa"/>
-          </w:tcPr>
-          <w:p>
-            <w:pPr>
-              <w:jc w:val="center"/>
-              <w:rPr>
-                <w:sz w:val="28"/>
-                <w:szCs w:val="40"/>
-              </w:rPr>
-            </w:pPr>
-            <w:r>
-              <w:rPr>
-                <w:b/>
-                <w:sz w:val="28"/>
-                <w:szCs w:val="40"/>
-              </w:rPr>
-              <w:t>Nghiệp vụ/CSDL sử dụng</w:t>
-            </w:r>
-          </w:p>
-        </w:tc>
-      </w:tr>
-      <w:tr>
-        <w:tc>
-          <w:tcPr>
-            <w:tcW w:w="1814" w:type="dxa"/>
-          </w:tcPr>
-          <w:p>
-            <w:pPr>
-              <w:jc w:val="center"/>
-              <w:rPr>
-                <w:sz w:val="28"/>
-                <w:szCs w:val="40"/>
-              </w:rPr>
-            </w:pPr>
-            <w:r>
-              <w:rPr>
-                <w:sz w:val="28"/>
-                <w:szCs w:val="40"/>
-              </w:rPr>
-              <w:t>Đăng ký - Hồ sơ</w:t>
-            </w:r>
-          </w:p>
-        </w:tc>
-        <w:tc>
-          <w:tcPr>
-            <w:tcW w:w="3231" w:type="dxa"/>
-          </w:tcPr>
-          <w:p>
-            <w:pPr>
-              <w:rPr>
-                <w:sz w:val="28"/>
-                <w:szCs w:val="40"/>
-              </w:rPr>
-            </w:pPr>
-            <w:r>
-              <w:rPr>
-                <w:sz w:val="28"/>
-                <w:szCs w:val="40"/>
-              </w:rPr>
-              <w:t>Nhập bệnh nhân, lệ phí năm và cấp mã hồ sơ.</w:t>
-            </w:r>
-          </w:p>
-        </w:tc>
-        <w:tc>
-          <w:tcPr>
-            <w:tcW w:w="4195" w:type="dxa"/>
-          </w:tcPr>
-          <w:p>
-            <w:pPr>
-              <w:rPr>
-                <w:sz w:val="28"/>
-                <w:szCs w:val="40"/>
-              </w:rPr>
-            </w:pPr>
-            <w:r>
-              <w:rPr>
-                <w:sz w:val="28"/>
-                <w:szCs w:val="40"/>
-              </w:rPr>
-              <w:t>PatientService.RegisterAndCreateRecord; sp_DangKyCapHoSo; BR01-BR02</w:t>
-            </w:r>
-          </w:p>
-        </w:tc>
-      </w:tr>
-      <w:tr>
-        <w:tc>
-          <w:tcPr>
-            <w:tcW w:w="1814" w:type="dxa"/>
-          </w:tcPr>
-          <w:p>
-            <w:pPr>
-              <w:jc w:val="center"/>
-              <w:rPr>
-                <w:sz w:val="28"/>
-                <w:szCs w:val="40"/>
-              </w:rPr>
-            </w:pPr>
-            <w:r>
-              <w:rPr>
-                <w:sz w:val="28"/>
-                <w:szCs w:val="40"/>
-              </w:rPr>
-              <w:t>Tra cứu lịch sử</w:t>
-            </w:r>
-          </w:p>
-        </w:tc>
-        <w:tc>
-          <w:tcPr>
-            <w:tcW w:w="3231" w:type="dxa"/>
-          </w:tcPr>
-          <w:p>
-            <w:pPr>
-              <w:rPr>
-                <w:sz w:val="28"/>
-                <w:szCs w:val="40"/>
-              </w:rPr>
-            </w:pPr>
-            <w:r>
-              <w:rPr>
-                <w:sz w:val="28"/>
-                <w:szCs w:val="40"/>
-              </w:rPr>
-              <w:t>Tìm theo mã hồ sơ, họ tên hoặc điện thoại; hiển thị phiếu khám, bác sĩ và khoa.</w:t>
-            </w:r>
-          </w:p>
-        </w:tc>
-        <w:tc>
-          <w:tcPr>
-            <w:tcW w:w="4195" w:type="dxa"/>
-          </w:tcPr>
-          <w:p>
-            <w:pPr>
-              <w:rPr>
-                <w:sz w:val="28"/>
-                <w:szCs w:val="40"/>
-              </w:rPr>
-            </w:pPr>
-            <w:r>
-              <w:rPr>
-                <w:sz w:val="28"/>
-                <w:szCs w:val="40"/>
-              </w:rPr>
-              <w:t>PatientService.SearchHistory; chỉ mục lịch sử; BR08</w:t>
-            </w:r>
-          </w:p>
-        </w:tc>
-      </w:tr>
-      <w:tr>
-        <w:tc>
-          <w:tcPr>
-            <w:tcW w:w="1814" w:type="dxa"/>
-          </w:tcPr>
-          <w:p>
-            <w:pPr>
-              <w:jc w:val="center"/>
-              <w:rPr>
-                <w:sz w:val="28"/>
-                <w:szCs w:val="40"/>
-              </w:rPr>
-            </w:pPr>
-            <w:r>
-              <w:rPr>
-                <w:sz w:val="28"/>
-                <w:szCs w:val="40"/>
-              </w:rPr>
-              <w:t>Lịch khám định kỳ</w:t>
-            </w:r>
-          </w:p>
-        </w:tc>
-        <w:tc>
-          <w:tcPr>
-            <w:tcW w:w="3231" w:type="dxa"/>
-          </w:tcPr>
-          <w:p>
-            <w:pPr>
-              <w:rPr>
-                <w:sz w:val="28"/>
-                <w:szCs w:val="40"/>
-              </w:rPr>
-            </w:pPr>
-            <w:r>
-              <w:rPr>
-                <w:sz w:val="28"/>
-                <w:szCs w:val="40"/>
-              </w:rPr>
-              <w:t>Đặt lịch theo mã hồ sơ và ngày giờ hẹn.</w:t>
-            </w:r>
-          </w:p>
-        </w:tc>
-        <w:tc>
-          <w:tcPr>
-            <w:tcW w:w="4195" w:type="dxa"/>
-          </w:tcPr>
-          <w:p>
-            <w:pPr>
-              <w:rPr>
-                <w:sz w:val="28"/>
-                <w:szCs w:val="40"/>
-              </w:rPr>
-            </w:pPr>
-            <w:r>
-              <w:rPr>
-                <w:sz w:val="28"/>
-                <w:szCs w:val="40"/>
-              </w:rPr>
-              <w:t>PatientService.CreateQuarterlyAppointment; bảng LichHen; BR06</w:t>
-            </w:r>
-          </w:p>
-        </w:tc>
-      </w:tr>
-      <w:tr>
-        <w:tc>
-          <w:tcPr>
-            <w:tcW w:w="1814" w:type="dxa"/>
-          </w:tcPr>
-          <w:p>
-            <w:pPr>
-              <w:jc w:val="center"/>
-              <w:rPr>
-                <w:sz w:val="28"/>
-                <w:szCs w:val="40"/>
-              </w:rPr>
-            </w:pPr>
-            <w:r>
-              <w:rPr>
-                <w:sz w:val="28"/>
-                <w:szCs w:val="40"/>
-              </w:rPr>
-              <w:lastRenderedPageBreak/>
-              <w:t>Khám - Xét nghiệm - Toa</w:t>
-            </w:r>
-          </w:p>
-        </w:tc>
-        <w:tc>
-          <w:tcPr>
-            <w:tcW w:w="3231" w:type="dxa"/>
-          </w:tcPr>
-          <w:p>
-            <w:pPr>
-              <w:rPr>
-                <w:sz w:val="28"/>
-                <w:szCs w:val="40"/>
-              </w:rPr>
-            </w:pPr>
-            <w:r>
-              <w:rPr>
-                <w:sz w:val="28"/>
-                <w:szCs w:val="40"/>
-              </w:rPr>
-              <w:t>Lập phiếu khám, tùy chọn chỉ định xét nghiệm và toa thuốc có chi tiết.</w:t>
-            </w:r>
-          </w:p>
-        </w:tc>
-        <w:tc>
-          <w:tcPr>
-            <w:tcW w:w="4195" w:type="dxa"/>
-          </w:tcPr>
-          <w:p>
-            <w:pPr>
-              <w:rPr>
-                <w:sz w:val="28"/>
-                <w:szCs w:val="40"/>
-              </w:rPr>
-            </w:pPr>
-            <w:r>
-              <w:rPr>
-                <w:sz w:val="28"/>
-                <w:szCs w:val="40"/>
-              </w:rPr>
-              <w:t>ClinicalService.CreateExaminationAndPrescription; sp_LapPhieuKhamVaToa; BR03-BR05</w:t>
-            </w:r>
-          </w:p>
-        </w:tc>
-      </w:tr>
-      <w:tr>
-        <w:tc>
-          <w:tcPr>
-            <w:tcW w:w="1814" w:type="dxa"/>
-          </w:tcPr>
-          <w:p>
-            <w:pPr>
-              <w:jc w:val="center"/>
-              <w:rPr>
-                <w:sz w:val="28"/>
-                <w:szCs w:val="40"/>
-              </w:rPr>
-            </w:pPr>
-            <w:r>
-              <w:rPr>
-                <w:sz w:val="28"/>
-                <w:szCs w:val="40"/>
-              </w:rPr>
-              <w:t>Thanh toán - Hoàn tất</w:t>
-            </w:r>
-          </w:p>
-        </w:tc>
-        <w:tc>
-          <w:tcPr>
-            <w:tcW w:w="3231" w:type="dxa"/>
-          </w:tcPr>
-          <w:p>
-            <w:pPr>
-              <w:rPr>
-                <w:sz w:val="28"/>
-                <w:szCs w:val="40"/>
-              </w:rPr>
-            </w:pPr>
-            <w:r>
-              <w:rPr>
-                <w:sz w:val="28"/>
-                <w:szCs w:val="40"/>
-              </w:rPr>
-              <w:t>Nhập số tiền, phương thức và hoàn tất đợt điều trị.</w:t>
-            </w:r>
-          </w:p>
-        </w:tc>
-        <w:tc>
-          <w:tcPr>
-            <w:tcW w:w="4195" w:type="dxa"/>
-          </w:tcPr>
-          <w:p>
-            <w:pPr>
-              <w:rPr>
-                <w:sz w:val="28"/>
-                <w:szCs w:val="40"/>
-              </w:rPr>
-            </w:pPr>
-            <w:r>
-              <w:rPr>
-                <w:sz w:val="28"/>
-                <w:szCs w:val="40"/>
-              </w:rPr>
-              <w:t>ClinicalService.PayAndComplete; sp_ThanhToanHoanTat; BR07</w:t>
-            </w:r>
-          </w:p>
-        </w:tc>
-      </w:tr>
-    </w:tbl>
-    <w:p/>
-    <w:p>
-      <w:pPr>
-        <w:pStyle w:val="Heading1"/>
-        <w:spacing w:before="200"/>
-      </w:pPr>
-      <w:r>
-        <w:rPr>
-          <w:sz w:val="26"/>
-        </w:rPr>
-        <w:t>3. QUY TẮC XỬ LÝ TRÊN ỨNG DỤNG</w:t>
-      </w:r>
-    </w:p>
-    <w:p>
-      <w:pPr>
-        <w:pStyle w:val="ListParagraph"/>
-        <w:ind w:left="397" w:hanging="198"/>
-      </w:pPr>
-      <w:r>
-        <w:rPr>
-          <w:sz w:val="24"/>
-        </w:rPr>
-        <w:t>• Form kiểm tra dữ liệu nhập cơ bản trước khi gọi Service: họ tên/điện thoại, ngày sinh, số tiền, mã hồ sơ, mã thuốc và số lượng.</w:t>
-      </w:r>
-    </w:p>
-    <w:p>
-      <w:pPr>
-        <w:pStyle w:val="ListParagraph"/>
-        <w:ind w:left="397" w:hanging="198"/>
-      </w:pPr>
-      <w:r>
-        <w:rPr>
-          <w:sz w:val="24"/>
-        </w:rPr>
-        <w:t>• Service tiếp tục kiểm tra nghiệp vụ và truyền tham số SQL có kiểu dữ liệu rõ ràng; mọi lệnh truy vấn sử dụng SqlParameter.</w:t>
-      </w:r>
-    </w:p>
-    <w:p>
-      <w:pPr>
-        <w:pStyle w:val="ListParagraph"/>
-        <w:ind w:left="397" w:hanging="198"/>
-      </w:pPr>
-      <w:r>
-        <w:rPr>
-          <w:sz w:val="24"/>
-        </w:rPr>
-        <w:t>• Stored procedure là điểm bảo đảm transaction cho các thao tác nhiều bảng. Khi SQL Server trả lỗi, giao diện hiển thị thông báo lý do để người dùng sửa dữ liệu.</w:t>
-      </w:r>
-    </w:p>
-    <w:p>
-      <w:pPr>
-        <w:pStyle w:val="ListParagraph"/>
-        <w:ind w:left="397" w:hanging="198"/>
-      </w:pPr>
-      <w:r>
-        <w:rPr>
-          <w:sz w:val="24"/>
-        </w:rPr>
-        <w:t>• DataGridView được dùng cho tra cứu lịch sử để người dùng thấy ngay liên hệ giữa hồ sơ, phiếu khám, bác sĩ, khoa và trạng thái điều trị.</w:t>
-      </w:r>
-    </w:p>
-    <w:p>
-      <w:pPr>
-        <w:pStyle w:val="Heading1"/>
-        <w:spacing w:before="200"/>
-      </w:pPr>
-      <w:r>
-        <w:rPr>
-          <w:sz w:val="26"/>
-        </w:rPr>
-        <w:t>4. HƯỚNG DẪN CHẠY</w:t>
-      </w:r>
-    </w:p>
-    <w:tbl>
-      <w:tblPr>
-        <w:tblStyle w:val="TableGrid"/>
-        <w:tblW w:w="0" w:type="auto"/>
-        <w:tblLook w:val="04A0" w:firstRow="1" w:lastRow="0" w:firstColumn="1" w:lastColumn="0" w:noHBand="0" w:noVBand="1"/>
-      </w:tblPr>
-      <w:tblGrid>
-        <w:gridCol w:w="851"/>
-        <w:gridCol w:w="8447"/>
-      </w:tblGrid>
-      <w:tr>
-        <w:tc>
-          <w:tcPr>
-            <w:tcW w:w="794" w:type="dxa"/>
-          </w:tcPr>
-          <w:p>
-            <w:pPr>
-              <w:jc w:val="center"/>
-              <w:rPr>
-                <w:sz w:val="28"/>
-                <w:szCs w:val="40"/>
-              </w:rPr>
-            </w:pPr>
-            <w:r>
-              <w:rPr>
-                <w:b/>
-                <w:sz w:val="28"/>
-                <w:szCs w:val="40"/>
-              </w:rPr>
-              <w:t>Bước</w:t>
-            </w:r>
-          </w:p>
-        </w:tc>
-        <w:tc>
-          <w:tcPr>
-            <w:tcW w:w="8447" w:type="dxa"/>
-          </w:tcPr>
-          <w:p>
-            <w:pPr>
-              <w:jc w:val="center"/>
-              <w:rPr>
-                <w:sz w:val="28"/>
-                <w:szCs w:val="40"/>
-              </w:rPr>
-            </w:pPr>
-            <w:r>
-              <w:rPr>
-                <w:b/>
-                <w:sz w:val="28"/>
-                <w:szCs w:val="40"/>
-              </w:rPr>
-              <w:t>Thực hiện</w:t>
-            </w:r>
-          </w:p>
-        </w:tc>
-      </w:tr>
-      <w:tr>
-        <w:tc>
-          <w:tcPr>
-            <w:tcW w:w="794" w:type="dxa"/>
-          </w:tcPr>
-          <w:p>
-            <w:pPr>
-              <w:jc w:val="center"/>
-              <w:rPr>
-                <w:sz w:val="28"/>
-                <w:szCs w:val="40"/>
-              </w:rPr>
-            </w:pPr>
-            <w:r>
-              <w:rPr>
-                <w:sz w:val="28"/>
-                <w:szCs w:val="40"/>
-              </w:rPr>
-              <w:t>1</w:t>
-            </w:r>
-          </w:p>
-        </w:tc>
-        <w:tc>
-          <w:tcPr>
-            <w:tcW w:w="8447" w:type="dxa"/>
-          </w:tcPr>
-          <w:p>
-            <w:pPr>
-              <w:rPr>
-                <w:sz w:val="28"/>
-                <w:szCs w:val="40"/>
-              </w:rPr>
-            </w:pPr>
-            <w:r>
-              <w:rPr>
-                <w:sz w:val="28"/>
-                <w:szCs w:val="40"/>
-              </w:rPr>
-              <w:t>Mở SQL Server/LocalDB và chạy Database\QuanLyHoSoBenhAn.sql bằng UTF-8.</w:t>
-            </w:r>
-          </w:p>
-        </w:tc>
-      </w:tr>
-      <w:tr>
-        <w:tc>
-          <w:tcPr>
-            <w:tcW w:w="794" w:type="dxa"/>
-          </w:tcPr>
-          <w:p>
-            <w:pPr>
-              <w:jc w:val="center"/>
-              <w:rPr>
-                <w:sz w:val="28"/>
-                <w:szCs w:val="40"/>
-              </w:rPr>
-            </w:pPr>
-            <w:r>
-              <w:rPr>
-                <w:sz w:val="28"/>
-                <w:szCs w:val="40"/>
-              </w:rPr>
-              <w:t>2</w:t>
-            </w:r>
-          </w:p>
-        </w:tc>
-        <w:tc>
-          <w:tcPr>
-            <w:tcW w:w="8447" w:type="dxa"/>
-          </w:tcPr>
-          <w:p>
-            <w:pPr>
-              <w:rPr>
-                <w:sz w:val="28"/>
-                <w:szCs w:val="40"/>
-              </w:rPr>
-            </w:pPr>
-            <w:r>
-              <w:rPr>
-                <w:sz w:val="28"/>
-                <w:szCs w:val="40"/>
-              </w:rPr>
-              <w:t>Mở QuanLyHoSoBenhAn.sln trong Visual Studio, Restore/Build cấu hình Debug .NET Framework 4.7.2.</w:t>
-            </w:r>
-          </w:p>
-        </w:tc>
-      </w:tr>
-      <w:tr>
-        <w:tc>
-          <w:tcPr>
-            <w:tcW w:w="794" w:type="dxa"/>
-          </w:tcPr>
-          <w:p>
-            <w:pPr>
-              <w:jc w:val="center"/>
-              <w:rPr>
-                <w:sz w:val="28"/>
-                <w:szCs w:val="40"/>
-              </w:rPr>
-            </w:pPr>
-            <w:r>
-              <w:rPr>
-                <w:sz w:val="28"/>
-                <w:szCs w:val="40"/>
-              </w:rPr>
-              <w:t>3</w:t>
-            </w:r>
-          </w:p>
-        </w:tc>
-        <w:tc>
-          <w:tcPr>
-            <w:tcW w:w="8447" w:type="dxa"/>
-          </w:tcPr>
-          <w:p>
-            <w:pPr>
-              <w:rPr>
-                <w:sz w:val="28"/>
-                <w:szCs w:val="40"/>
-              </w:rPr>
-            </w:pPr>
-            <w:r>
-              <w:rPr>
-                <w:sz w:val="28"/>
-                <w:szCs w:val="40"/>
-              </w:rPr>
-              <w:t>Nếu không dùng (localdb)\MSSQLLocalDB, thay chuỗi QuanLyHoSoBenhAnDb trong App.config.</w:t>
-            </w:r>
-          </w:p>
-        </w:tc>
-      </w:tr>
-      <w:tr>
-        <w:tc>
-          <w:tcPr>
-            <w:tcW w:w="794" w:type="dxa"/>
-          </w:tcPr>
-          <w:p>
-            <w:pPr>
-              <w:jc w:val="center"/>
-              <w:rPr>
-                <w:sz w:val="28"/>
-                <w:szCs w:val="40"/>
-              </w:rPr>
-            </w:pPr>
-            <w:r>
-              <w:rPr>
-                <w:sz w:val="28"/>
-                <w:szCs w:val="40"/>
-              </w:rPr>
-              <w:t>4</w:t>
-            </w:r>
-          </w:p>
-        </w:tc>
-        <w:tc>
-          <w:tcPr>
-            <w:tcW w:w="8447" w:type="dxa"/>
-          </w:tcPr>
-          <w:p>
-            <w:pPr>
-              <w:rPr>
-                <w:sz w:val="28"/>
-                <w:szCs w:val="40"/>
-              </w:rPr>
-            </w:pPr>
-            <w:r>
-              <w:rPr>
-                <w:sz w:val="28"/>
-                <w:szCs w:val="40"/>
-              </w:rPr>
-              <w:t>Nhấn F5; lần lượt dùng tab Đăng ký, Tra cứu, Lịch hẹn, Khám - Toa và Thanh toán.</w:t>
-            </w:r>
-          </w:p>
-        </w:tc>
-      </w:tr>
-    </w:tbl>
-    <w:p/>
-    <w:p>
-      <w:pPr>
-        <w:pStyle w:val="Heading1"/>
-        <w:spacing w:before="200"/>
-      </w:pPr>
-      <w:r>
-        <w:rPr>
-          <w:sz w:val="26"/>
-        </w:rPr>
-        <w:t>5. KẾT QUẢ BUILD</w:t>
-      </w:r>
-    </w:p>
-    <w:p>
-      <w:pPr>
-        <w:spacing w:line="300" w:lineRule="auto"/>
-        <w:ind w:firstLine="425"/>
-        <w:jc w:val="both"/>
-      </w:pPr>
-      <w:r>
-        <w:t>Project đã build thành công ở cấu hình Debug, sinh tệp QuanLyHoSoBenhAn.exe. Kiểm tra build xác nhận các lớp Data, Services, Models và Form được tham chiếu đúng trong project .NET Framework 4.7.2.</w:t>
-      </w:r>
-    </w:p>
-    <w:p>
-      <w:r>
-        <w:br w:type="page"/>
-      </w:r>
-    </w:p>
-    <w:p>
-      <w:pPr>
-        <w:pStyle w:val="Heading1"/>
-        <w:spacing w:before="200"/>
-      </w:pPr>
-      <w:r>
-        <w:rPr>
-          <w:sz w:val="26"/>
-        </w:rPr>
-        <w:lastRenderedPageBreak/>
-        <w:t>IV. KIỂM THỬ VÀ TRUY VẾT</w:t>
-      </w:r>
-    </w:p>
-    <w:p>
-      <w:pPr>
-        <w:spacing w:line="300" w:lineRule="auto"/>
-        <w:ind w:firstLine="425"/>
-        <w:jc w:val="both"/>
-      </w:pPr>
-      <w:r>
-        <w:t>Kiểm thử được thực hiện bằng console test Task6ServiceTests trên .NET Framework 4.7.2, kết nối SQL Server mặc định và gọi trực tiếp stored procedure của hệ thống. Mỗi lần chạy sinh một số điện thoại kiểm thử duy nhất, sau đó xóa toàn bộ dữ liệu phát sinh theo thứ tự phụ thuộc trong khối finally.</w:t>
-      </w:r>
-    </w:p>
-    <w:p>
-      <w:pPr>
-        <w:pStyle w:val="Heading1"/>
-        <w:spacing w:before="200"/>
-      </w:pPr>
-      <w:r>
-        <w:rPr>
-          <w:sz w:val="26"/>
-        </w:rPr>
-        <w:t>1. MÔI TRƯỜNG VÀ KẾT QUẢ TỔNG QUÁT</w:t>
-      </w:r>
-    </w:p>
-    <w:tbl>
-      <w:tblPr>
-        <w:tblStyle w:val="TableGrid"/>
-        <w:tblW w:w="0" w:type="auto"/>
-        <w:tblLook w:val="04A0" w:firstRow="1" w:lastRow="0" w:firstColumn="1" w:lastColumn="0" w:noHBand="0" w:noVBand="1"/>
-      </w:tblPr>
-      <w:tblGrid>
-        <w:gridCol w:w="2608"/>
-        <w:gridCol w:w="6633"/>
-      </w:tblGrid>
-      <w:tr>
-        <w:tc>
-          <w:tcPr>
-            <w:tcW w:w="2608" w:type="dxa"/>
-          </w:tcPr>
-          <w:p>
-            <w:pPr>
-              <w:jc w:val="center"/>
-              <w:rPr>
-                <w:sz w:val="28"/>
-                <w:szCs w:val="40"/>
-              </w:rPr>
-            </w:pPr>
-            <w:r>
-              <w:rPr>
-                <w:b/>
-                <w:sz w:val="28"/>
-                <w:szCs w:val="40"/>
-              </w:rPr>
-              <w:t>Thành phần</w:t>
-            </w:r>
-          </w:p>
-        </w:tc>
-        <w:tc>
-          <w:tcPr>
-            <w:tcW w:w="6633" w:type="dxa"/>
-          </w:tcPr>
-          <w:p>
-            <w:pPr>
-              <w:jc w:val="center"/>
-              <w:rPr>
-                <w:sz w:val="28"/>
-                <w:szCs w:val="40"/>
-              </w:rPr>
-            </w:pPr>
-            <w:r>
-              <w:rPr>
-                <w:b/>
-                <w:sz w:val="28"/>
-                <w:szCs w:val="40"/>
-              </w:rPr>
-              <w:t>Giá trị</w:t>
-            </w:r>
-          </w:p>
-        </w:tc>
-      </w:tr>
-      <w:tr>
-        <w:tc>
-          <w:tcPr>
-            <w:tcW w:w="2608" w:type="dxa"/>
-          </w:tcPr>
-          <w:p>
-            <w:pPr>
-              <w:jc w:val="center"/>
-              <w:rPr>
-                <w:sz w:val="28"/>
-                <w:szCs w:val="40"/>
-              </w:rPr>
-            </w:pPr>
-            <w:r>
-              <w:rPr>
-                <w:sz w:val="28"/>
-                <w:szCs w:val="40"/>
-              </w:rPr>
-              <w:t>Ứng dụng</w:t>
-            </w:r>
-          </w:p>
-        </w:tc>
-        <w:tc>
-          <w:tcPr>
-            <w:tcW w:w="6633" w:type="dxa"/>
-          </w:tcPr>
-          <w:p>
-            <w:pPr>
-              <w:rPr>
-                <w:sz w:val="28"/>
-                <w:szCs w:val="40"/>
-              </w:rPr>
-            </w:pPr>
-            <w:r>
-              <w:rPr>
-                <w:sz w:val="28"/>
-                <w:szCs w:val="40"/>
-              </w:rPr>
-              <w:t>C# WinForms .NET Framework 4.7.2</w:t>
-            </w:r>
-          </w:p>
-        </w:tc>
-      </w:tr>
-      <w:tr>
-        <w:tc>
-          <w:tcPr>
-            <w:tcW w:w="2608" w:type="dxa"/>
-          </w:tcPr>
-          <w:p>
-            <w:pPr>
-              <w:jc w:val="center"/>
-              <w:rPr>
-                <w:sz w:val="28"/>
-                <w:szCs w:val="40"/>
-              </w:rPr>
-            </w:pPr>
-            <w:r>
-              <w:rPr>
-                <w:sz w:val="28"/>
-                <w:szCs w:val="40"/>
-              </w:rPr>
-              <w:t>CSDL</w:t>
-            </w:r>
-          </w:p>
-        </w:tc>
-        <w:tc>
-          <w:tcPr>
-            <w:tcW w:w="6633" w:type="dxa"/>
-          </w:tcPr>
-          <w:p>
-            <w:pPr>
-              <w:rPr>
-                <w:sz w:val="28"/>
-                <w:szCs w:val="40"/>
-              </w:rPr>
-            </w:pPr>
-            <w:r>
-              <w:rPr>
-                <w:sz w:val="28"/>
-                <w:szCs w:val="40"/>
-              </w:rPr>
-              <w:t>SQL Server (MSSQLSERVER), database QuanLyHoSoBenhAnLab06</w:t>
-            </w:r>
-          </w:p>
-        </w:tc>
-      </w:tr>
-      <w:tr>
-        <w:tc>
-          <w:tcPr>
-            <w:tcW w:w="2608" w:type="dxa"/>
-          </w:tcPr>
-          <w:p>
-            <w:pPr>
-              <w:jc w:val="center"/>
-              <w:rPr>
-                <w:sz w:val="28"/>
-                <w:szCs w:val="40"/>
-              </w:rPr>
-            </w:pPr>
-            <w:r>
-              <w:rPr>
-                <w:sz w:val="28"/>
-                <w:szCs w:val="40"/>
-              </w:rPr>
-              <w:t>Test runner</w:t>
-            </w:r>
-          </w:p>
-        </w:tc>
-        <w:tc>
-          <w:tcPr>
-            <w:tcW w:w="6633" w:type="dxa"/>
-          </w:tcPr>
-          <w:p>
-            <w:pPr>
-              <w:rPr>
-                <w:sz w:val="28"/>
-                <w:szCs w:val="40"/>
-              </w:rPr>
-            </w:pPr>
-            <w:r>
-              <w:rPr>
-                <w:sz w:val="28"/>
-                <w:szCs w:val="40"/>
-              </w:rPr>
-              <w:t>Testing/Task6ServiceTests.csproj</w:t>
-            </w:r>
-          </w:p>
-        </w:tc>
-      </w:tr>
-      <w:tr>
-        <w:tc>
-          <w:tcPr>
-            <w:tcW w:w="2608" w:type="dxa"/>
-          </w:tcPr>
-          <w:p>
-            <w:pPr>
-              <w:jc w:val="center"/>
-              <w:rPr>
-                <w:sz w:val="28"/>
-                <w:szCs w:val="40"/>
-              </w:rPr>
-            </w:pPr>
-            <w:r>
-              <w:rPr>
-                <w:sz w:val="28"/>
-                <w:szCs w:val="40"/>
-              </w:rPr>
-              <w:t>Phạm vi</w:t>
-            </w:r>
-          </w:p>
-        </w:tc>
-        <w:tc>
-          <w:tcPr>
-            <w:tcW w:w="6633" w:type="dxa"/>
-          </w:tcPr>
-          <w:p>
-            <w:pPr>
-              <w:rPr>
-                <w:sz w:val="28"/>
-                <w:szCs w:val="40"/>
-              </w:rPr>
-            </w:pPr>
-            <w:r>
-              <w:rPr>
-                <w:sz w:val="28"/>
-                <w:szCs w:val="40"/>
-              </w:rPr>
-              <w:t>Đăng ký/cấp hồ sơ, tra cứu, lịch định kỳ, khám-xét nghiệm-toa, thanh toán/hoàn tất</w:t>
-            </w:r>
-          </w:p>
-        </w:tc>
-      </w:tr>
-      <w:tr>
-        <w:tc>
-          <w:tcPr>
-            <w:tcW w:w="2608" w:type="dxa"/>
-          </w:tcPr>
-          <w:p>
-            <w:pPr>
-              <w:jc w:val="center"/>
-              <w:rPr>
-                <w:sz w:val="28"/>
-                <w:szCs w:val="40"/>
-              </w:rPr>
-            </w:pPr>
-            <w:r>
-              <w:rPr>
-                <w:sz w:val="28"/>
-                <w:szCs w:val="40"/>
-              </w:rPr>
-              <w:t>Kết quả chạy</w:t>
-            </w:r>
-          </w:p>
-        </w:tc>
-        <w:tc>
-          <w:tcPr>
-            <w:tcW w:w="6633" w:type="dxa"/>
-          </w:tcPr>
-          <w:p>
-            <w:pPr>
-              <w:rPr>
-                <w:sz w:val="28"/>
-                <w:szCs w:val="40"/>
-              </w:rPr>
-            </w:pPr>
-            <w:r>
-              <w:rPr>
-                <w:sz w:val="28"/>
-                <w:szCs w:val="40"/>
-              </w:rPr>
-              <w:t>SUMMARY | Passed=7 | Failed=0</w:t>
-            </w:r>
-          </w:p>
-        </w:tc>
-      </w:tr>
-    </w:tbl>
-    <w:p/>
-    <w:p>
-      <w:pPr>
-        <w:pStyle w:val="Heading1"/>
-        <w:spacing w:before="200"/>
-      </w:pPr>
-      <w:r>
-        <w:rPr>
-          <w:sz w:val="26"/>
-        </w:rPr>
-        <w:t>2. KỊCH BẢN VÀ KẾT QUẢ</w:t>
-      </w:r>
-    </w:p>
-    <w:tbl>
-      <w:tblPr>
-        <w:tblStyle w:val="TableGrid"/>
-        <w:tblW w:w="0" w:type="auto"/>
-        <w:tblLook w:val="04A0" w:firstRow="1" w:lastRow="0" w:firstColumn="1" w:lastColumn="0" w:noHBand="0" w:noVBand="1"/>
-      </w:tblPr>
-      <w:tblGrid>
-        <w:gridCol w:w="854"/>
-        <w:gridCol w:w="2721"/>
-        <w:gridCol w:w="3969"/>
-        <w:gridCol w:w="1134"/>
-      </w:tblGrid>
-      <w:tr>
-        <w:tc>
-          <w:tcPr>
-            <w:tcW w:w="737" w:type="dxa"/>
-          </w:tcPr>
-          <w:p>
-            <w:pPr>
-              <w:jc w:val="center"/>
-              <w:rPr>
-                <w:sz w:val="28"/>
-                <w:szCs w:val="40"/>
-              </w:rPr>
-            </w:pPr>
-            <w:r>
-              <w:rPr>
-                <w:b/>
-                <w:sz w:val="28"/>
-                <w:szCs w:val="40"/>
-              </w:rPr>
-              <w:t>Mã</w:t>
-            </w:r>
-          </w:p>
-        </w:tc>
-        <w:tc>
-          <w:tcPr>
-            <w:tcW w:w="2721" w:type="dxa"/>
-          </w:tcPr>
-          <w:p>
-            <w:pPr>
-              <w:jc w:val="center"/>
-              <w:rPr>
-                <w:sz w:val="28"/>
-                <w:szCs w:val="40"/>
-              </w:rPr>
-            </w:pPr>
-            <w:r>
-              <w:rPr>
-                <w:b/>
-                <w:sz w:val="28"/>
-                <w:szCs w:val="40"/>
-              </w:rPr>
-              <w:t>Kịch bản</w:t>
-            </w:r>
-          </w:p>
-        </w:tc>
-        <w:tc>
-          <w:tcPr>
-            <w:tcW w:w="3969" w:type="dxa"/>
-          </w:tcPr>
-          <w:p>
-            <w:pPr>
-              <w:jc w:val="center"/>
-              <w:rPr>
-                <w:sz w:val="28"/>
-                <w:szCs w:val="40"/>
-              </w:rPr>
-            </w:pPr>
-            <w:r>
-              <w:rPr>
-                <w:b/>
-                <w:sz w:val="28"/>
-                <w:szCs w:val="40"/>
-              </w:rPr>
-              <w:t>Kết quả mong đợi</w:t>
-            </w:r>
-          </w:p>
-        </w:tc>
-        <w:tc>
-          <w:tcPr>
-            <w:tcW w:w="1134" w:type="dxa"/>
-          </w:tcPr>
-          <w:p>
-            <w:pPr>
-              <w:jc w:val="center"/>
-              <w:rPr>
-                <w:sz w:val="28"/>
-                <w:szCs w:val="40"/>
-              </w:rPr>
-            </w:pPr>
-            <w:r>
-              <w:rPr>
-                <w:b/>
-                <w:sz w:val="28"/>
-                <w:szCs w:val="40"/>
-              </w:rPr>
-              <w:t>Kết quả</w:t>
-            </w:r>
-          </w:p>
-        </w:tc>
-      </w:tr>
-      <w:tr>
-        <w:tc>
-          <w:tcPr>
-            <w:tcW w:w="737" w:type="dxa"/>
-          </w:tcPr>
-          <w:p>
-            <w:pPr>
-              <w:jc w:val="center"/>
-              <w:rPr>
-                <w:sz w:val="28"/>
-                <w:szCs w:val="40"/>
-              </w:rPr>
-            </w:pPr>
-            <w:r>
-              <w:rPr>
-                <w:sz w:val="28"/>
-                <w:szCs w:val="40"/>
-              </w:rPr>
-              <w:t>TC01</w:t>
-            </w:r>
-          </w:p>
-        </w:tc>
-        <w:tc>
-          <w:tcPr>
-            <w:tcW w:w="2721" w:type="dxa"/>
-          </w:tcPr>
-          <w:p>
-            <w:pPr>
-              <w:rPr>
-                <w:sz w:val="28"/>
-                <w:szCs w:val="40"/>
-              </w:rPr>
-            </w:pPr>
-            <w:r>
-              <w:rPr>
-                <w:sz w:val="28"/>
-                <w:szCs w:val="40"/>
-              </w:rPr>
-              <w:t>Đăng ký lần đầu, đóng lệ phí và cấp hồ sơ</w:t>
-            </w:r>
-          </w:p>
-        </w:tc>
-        <w:tc>
-          <w:tcPr>
-            <w:tcW w:w="3969" w:type="dxa"/>
-          </w:tcPr>
-          <w:p>
-            <w:pPr>
-              <w:rPr>
-                <w:sz w:val="28"/>
-                <w:szCs w:val="40"/>
-              </w:rPr>
-            </w:pPr>
-            <w:r>
-              <w:rPr>
-                <w:sz w:val="28"/>
-                <w:szCs w:val="40"/>
-              </w:rPr>
-              <w:t>Sinh mã hồ sơ; tồn tại cả lệ phí và hồ sơ.</w:t>
-            </w:r>
-          </w:p>
-        </w:tc>
-        <w:tc>
-          <w:tcPr>
-            <w:tcW w:w="1134" w:type="dxa"/>
-          </w:tcPr>
-          <w:p>
-            <w:pPr>
-              <w:rPr>
-                <w:sz w:val="28"/>
-                <w:szCs w:val="40"/>
-              </w:rPr>
-            </w:pPr>
-            <w:r>
-              <w:rPr>
-                <w:sz w:val="28"/>
-                <w:szCs w:val="40"/>
-              </w:rPr>
-              <w:t>Đạt</w:t>
-            </w:r>
-          </w:p>
-        </w:tc>
-      </w:tr>
-      <w:tr>
-        <w:tc>
-          <w:tcPr>
-            <w:tcW w:w="737" w:type="dxa"/>
-          </w:tcPr>
-          <w:p>
-            <w:pPr>
-              <w:jc w:val="center"/>
-              <w:rPr>
-                <w:sz w:val="28"/>
-                <w:szCs w:val="40"/>
-              </w:rPr>
-            </w:pPr>
-            <w:r>
-              <w:rPr>
-                <w:sz w:val="28"/>
-                <w:szCs w:val="40"/>
-              </w:rPr>
-              <w:t>TC02</w:t>
-            </w:r>
-          </w:p>
-        </w:tc>
-        <w:tc>
-          <w:tcPr>
-            <w:tcW w:w="2721" w:type="dxa"/>
-          </w:tcPr>
-          <w:p>
-            <w:pPr>
-              <w:rPr>
-                <w:sz w:val="28"/>
-                <w:szCs w:val="40"/>
-              </w:rPr>
-            </w:pPr>
-            <w:r>
-              <w:rPr>
-                <w:sz w:val="28"/>
-                <w:szCs w:val="40"/>
-              </w:rPr>
-              <w:t>Đăng ký lại bệnh nhân đã có hồ sơ</w:t>
-            </w:r>
-          </w:p>
-        </w:tc>
-        <w:tc>
-          <w:tcPr>
-            <w:tcW w:w="3969" w:type="dxa"/>
-          </w:tcPr>
-          <w:p>
-            <w:pPr>
-              <w:rPr>
-                <w:sz w:val="28"/>
-                <w:szCs w:val="40"/>
-              </w:rPr>
-            </w:pPr>
-            <w:r>
-              <w:rPr>
-                <w:sz w:val="28"/>
-                <w:szCs w:val="40"/>
-              </w:rPr>
-              <w:t>Stored procedure từ chối và rollback.</w:t>
-            </w:r>
-          </w:p>
-        </w:tc>
-        <w:tc>
-          <w:tcPr>
-            <w:tcW w:w="1134" w:type="dxa"/>
-          </w:tcPr>
-          <w:p>
-            <w:pPr>
-              <w:rPr>
-                <w:sz w:val="28"/>
-                <w:szCs w:val="40"/>
-              </w:rPr>
-            </w:pPr>
-            <w:r>
-              <w:rPr>
-                <w:sz w:val="28"/>
-                <w:szCs w:val="40"/>
-              </w:rPr>
-              <w:t>Đạt</w:t>
-            </w:r>
-          </w:p>
-        </w:tc>
-      </w:tr>
-      <w:tr>
-        <w:tc>
-          <w:tcPr>
-            <w:tcW w:w="737" w:type="dxa"/>
-          </w:tcPr>
-          <w:p>
-            <w:pPr>
-              <w:jc w:val="center"/>
-              <w:rPr>
-                <w:sz w:val="28"/>
-                <w:szCs w:val="40"/>
-              </w:rPr>
-            </w:pPr>
-            <w:r>
-              <w:rPr>
-                <w:sz w:val="28"/>
-                <w:szCs w:val="40"/>
-              </w:rPr>
-              <w:t>TC03</w:t>
-            </w:r>
-          </w:p>
-        </w:tc>
-        <w:tc>
-          <w:tcPr>
-            <w:tcW w:w="2721" w:type="dxa"/>
-          </w:tcPr>
-          <w:p>
-            <w:pPr>
-              <w:rPr>
-                <w:sz w:val="28"/>
-                <w:szCs w:val="40"/>
-              </w:rPr>
-            </w:pPr>
-            <w:r>
-              <w:rPr>
-                <w:sz w:val="28"/>
-                <w:szCs w:val="40"/>
-              </w:rPr>
-              <w:t>Tra cứu theo mã hồ sơ</w:t>
-            </w:r>
-          </w:p>
-        </w:tc>
-        <w:tc>
-          <w:tcPr>
-            <w:tcW w:w="3969" w:type="dxa"/>
-          </w:tcPr>
-          <w:p>
-            <w:pPr>
-              <w:rPr>
-                <w:sz w:val="28"/>
-                <w:szCs w:val="40"/>
-              </w:rPr>
-            </w:pPr>
-            <w:r>
-              <w:rPr>
-                <w:sz w:val="28"/>
-                <w:szCs w:val="40"/>
-              </w:rPr>
-              <w:t>Hồ sơ vừa cấp tìm thấy trong lịch sử.</w:t>
-            </w:r>
-          </w:p>
-        </w:tc>
-        <w:tc>
-          <w:tcPr>
-            <w:tcW w:w="1134" w:type="dxa"/>
-          </w:tcPr>
-          <w:p>
-            <w:pPr>
-              <w:rPr>
-                <w:sz w:val="28"/>
-                <w:szCs w:val="40"/>
-              </w:rPr>
-            </w:pPr>
-            <w:r>
-              <w:rPr>
-                <w:sz w:val="28"/>
-                <w:szCs w:val="40"/>
-              </w:rPr>
-              <w:t>Đạt</w:t>
-            </w:r>
-          </w:p>
-        </w:tc>
-      </w:tr>
-      <w:tr>
-        <w:tc>
-          <w:tcPr>
-            <w:tcW w:w="737" w:type="dxa"/>
-          </w:tcPr>
-          <w:p>
-            <w:pPr>
-              <w:jc w:val="center"/>
-              <w:rPr>
-                <w:sz w:val="28"/>
-                <w:szCs w:val="40"/>
-              </w:rPr>
-            </w:pPr>
-            <w:r>
-              <w:rPr>
-                <w:sz w:val="28"/>
-                <w:szCs w:val="40"/>
-              </w:rPr>
-              <w:t>TC04</w:t>
-            </w:r>
-          </w:p>
-        </w:tc>
-        <w:tc>
-          <w:tcPr>
-            <w:tcW w:w="2721" w:type="dxa"/>
-          </w:tcPr>
-          <w:p>
-            <w:pPr>
-              <w:rPr>
-                <w:sz w:val="28"/>
-                <w:szCs w:val="40"/>
-              </w:rPr>
-            </w:pPr>
-            <w:r>
-              <w:rPr>
-                <w:sz w:val="28"/>
-                <w:szCs w:val="40"/>
-              </w:rPr>
-              <w:t>Tạo hai lịch định kỳ cùng thời điểm</w:t>
-            </w:r>
-          </w:p>
-        </w:tc>
-        <w:tc>
-          <w:tcPr>
-            <w:tcW w:w="3969" w:type="dxa"/>
-          </w:tcPr>
-          <w:p>
-            <w:pPr>
-              <w:rPr>
-                <w:sz w:val="28"/>
-                <w:szCs w:val="40"/>
-              </w:rPr>
-            </w:pPr>
-            <w:r>
-              <w:rPr>
-                <w:sz w:val="28"/>
-                <w:szCs w:val="40"/>
-              </w:rPr>
-              <w:t>Lần thứ hai bị UNIQUE (MaHoSo, NgayGioHen) chặn.</w:t>
-            </w:r>
-          </w:p>
-        </w:tc>
-        <w:tc>
-          <w:tcPr>
-            <w:tcW w:w="1134" w:type="dxa"/>
-          </w:tcPr>
-          <w:p>
-            <w:pPr>
-              <w:rPr>
-                <w:sz w:val="28"/>
-                <w:szCs w:val="40"/>
-              </w:rPr>
-            </w:pPr>
-            <w:r>
-              <w:rPr>
-                <w:sz w:val="28"/>
-                <w:szCs w:val="40"/>
-              </w:rPr>
-              <w:t>Đạt</w:t>
-            </w:r>
-          </w:p>
-        </w:tc>
-      </w:tr>
-      <w:tr>
-        <w:tc>
-          <w:tcPr>
-            <w:tcW w:w="737" w:type="dxa"/>
-          </w:tcPr>
-          <w:p>
-            <w:pPr>
-              <w:jc w:val="center"/>
-              <w:rPr>
-                <w:sz w:val="28"/>
-                <w:szCs w:val="40"/>
-              </w:rPr>
-            </w:pPr>
-            <w:r>
-              <w:rPr>
-                <w:sz w:val="28"/>
-                <w:szCs w:val="40"/>
-              </w:rPr>
-              <w:t>TC05</w:t>
-            </w:r>
-          </w:p>
-        </w:tc>
-        <w:tc>
-          <w:tcPr>
-            <w:tcW w:w="2721" w:type="dxa"/>
-          </w:tcPr>
-          <w:p>
-            <w:pPr>
-              <w:rPr>
-                <w:sz w:val="28"/>
-                <w:szCs w:val="40"/>
-              </w:rPr>
-            </w:pPr>
-            <w:r>
-              <w:rPr>
-                <w:sz w:val="28"/>
-                <w:szCs w:val="40"/>
-              </w:rPr>
-              <w:t>Lập phiếu khám có xét nghiệm và toa</w:t>
-            </w:r>
-          </w:p>
-        </w:tc>
-        <w:tc>
-          <w:tcPr>
-            <w:tcW w:w="3969" w:type="dxa"/>
-          </w:tcPr>
-          <w:p>
-            <w:pPr>
-              <w:rPr>
-                <w:sz w:val="28"/>
-                <w:szCs w:val="40"/>
-              </w:rPr>
-            </w:pPr>
-            <w:r>
-              <w:rPr>
-                <w:sz w:val="28"/>
-                <w:szCs w:val="40"/>
-              </w:rPr>
-              <w:t>Phiếu khám liên kết chỉ định, toa và chi tiết toa.</w:t>
-            </w:r>
-          </w:p>
-        </w:tc>
-        <w:tc>
-          <w:tcPr>
-            <w:tcW w:w="1134" w:type="dxa"/>
-          </w:tcPr>
-          <w:p>
-            <w:pPr>
-              <w:rPr>
-                <w:sz w:val="28"/>
-                <w:szCs w:val="40"/>
-              </w:rPr>
-            </w:pPr>
-            <w:r>
-              <w:rPr>
-                <w:sz w:val="28"/>
-                <w:szCs w:val="40"/>
-              </w:rPr>
-              <w:t>Đạt</w:t>
-            </w:r>
-          </w:p>
-        </w:tc>
-      </w:tr>
-      <w:tr>
-        <w:tc>
-          <w:tcPr>
-            <w:tcW w:w="737" w:type="dxa"/>
-          </w:tcPr>
-          <w:p>
-            <w:pPr>
-              <w:jc w:val="center"/>
-              <w:rPr>
-                <w:sz w:val="28"/>
-                <w:szCs w:val="40"/>
-              </w:rPr>
-            </w:pPr>
-            <w:r>
-              <w:rPr>
-                <w:sz w:val="28"/>
-                <w:szCs w:val="40"/>
-              </w:rPr>
-              <w:t>TC06</w:t>
-            </w:r>
-          </w:p>
-        </w:tc>
-        <w:tc>
-          <w:tcPr>
-            <w:tcW w:w="2721" w:type="dxa"/>
-          </w:tcPr>
-          <w:p>
-            <w:pPr>
-              <w:rPr>
-                <w:sz w:val="28"/>
-                <w:szCs w:val="40"/>
-              </w:rPr>
-            </w:pPr>
-            <w:r>
-              <w:rPr>
-                <w:sz w:val="28"/>
-                <w:szCs w:val="40"/>
-              </w:rPr>
-              <w:t>Thanh toán viện phí</w:t>
-            </w:r>
-          </w:p>
-        </w:tc>
-        <w:tc>
-          <w:tcPr>
-            <w:tcW w:w="3969" w:type="dxa"/>
-          </w:tcPr>
-          <w:p>
-            <w:pPr>
-              <w:rPr>
-                <w:sz w:val="28"/>
-                <w:szCs w:val="40"/>
-              </w:rPr>
-            </w:pPr>
-            <w:r>
-              <w:rPr>
-                <w:sz w:val="28"/>
-                <w:szCs w:val="40"/>
-              </w:rPr>
-              <w:t>Tạo thanh toán, phiếu khám chuyển Hoàn tất.</w:t>
-            </w:r>
-          </w:p>
-        </w:tc>
-        <w:tc>
-          <w:tcPr>
-            <w:tcW w:w="1134" w:type="dxa"/>
-          </w:tcPr>
-          <w:p>
-            <w:pPr>
-              <w:rPr>
-                <w:sz w:val="28"/>
-                <w:szCs w:val="40"/>
-              </w:rPr>
-            </w:pPr>
-            <w:r>
-              <w:rPr>
-                <w:sz w:val="28"/>
-                <w:szCs w:val="40"/>
-              </w:rPr>
-              <w:t>Đạt</w:t>
-            </w:r>
-          </w:p>
-        </w:tc>
-      </w:tr>
-      <w:tr>
-        <w:tc>
-          <w:tcPr>
-            <w:tcW w:w="737" w:type="dxa"/>
-          </w:tcPr>
-          <w:p>
-            <w:pPr>
-              <w:jc w:val="center"/>
-              <w:rPr>
-                <w:sz w:val="28"/>
-                <w:szCs w:val="40"/>
-              </w:rPr>
-            </w:pPr>
-            <w:r>
-              <w:rPr>
-                <w:sz w:val="28"/>
-                <w:szCs w:val="40"/>
-              </w:rPr>
-              <w:t>TC07</w:t>
-            </w:r>
-          </w:p>
-        </w:tc>
-        <w:tc>
-          <w:tcPr>
-            <w:tcW w:w="2721" w:type="dxa"/>
-          </w:tcPr>
-          <w:p>
-            <w:pPr>
-              <w:rPr>
-                <w:sz w:val="28"/>
-                <w:szCs w:val="40"/>
-              </w:rPr>
-            </w:pPr>
-            <w:r>
-              <w:rPr>
-                <w:sz w:val="28"/>
-                <w:szCs w:val="40"/>
-              </w:rPr>
-              <w:t>Thanh toán lần hai</w:t>
-            </w:r>
-          </w:p>
-        </w:tc>
-        <w:tc>
-          <w:tcPr>
-            <w:tcW w:w="3969" w:type="dxa"/>
-          </w:tcPr>
-          <w:p>
-            <w:pPr>
-              <w:rPr>
-                <w:sz w:val="28"/>
-                <w:szCs w:val="40"/>
-              </w:rPr>
-            </w:pPr>
-            <w:r>
-              <w:rPr>
-                <w:sz w:val="28"/>
-                <w:szCs w:val="40"/>
-              </w:rPr>
-              <w:t>Stored procedure từ chối thanh toán lặp.</w:t>
-            </w:r>
-          </w:p>
-        </w:tc>
-        <w:tc>
-          <w:tcPr>
-            <w:tcW w:w="1134" w:type="dxa"/>
-          </w:tcPr>
-          <w:p>
-            <w:pPr>
-              <w:rPr>
-                <w:sz w:val="28"/>
-                <w:szCs w:val="40"/>
-              </w:rPr>
-            </w:pPr>
-            <w:r>
-              <w:rPr>
-                <w:sz w:val="28"/>
-                <w:szCs w:val="40"/>
-              </w:rPr>
-              <w:t>Đạt</w:t>
-            </w:r>
-          </w:p>
-        </w:tc>
-      </w:tr>
-    </w:tbl>
-    <w:p/>
-    <w:p>
-      <w:pPr>
-        <w:pStyle w:val="Heading1"/>
-        <w:spacing w:before="200"/>
-      </w:pPr>
-      <w:r>
-        <w:rPr>
-          <w:sz w:val="26"/>
-        </w:rPr>
-        <w:t>3. MA TRẬN TRUY VẾT</w:t>
-      </w:r>
-    </w:p>
-    <w:tbl>
-      <w:tblPr>
-        <w:tblStyle w:val="TableGrid"/>
-        <w:tblW w:w="0" w:type="auto"/>
-        <w:tblLook w:val="04A0" w:firstRow="1" w:lastRow="0" w:firstColumn="1" w:lastColumn="0" w:noHBand="0" w:noVBand="1"/>
-      </w:tblPr>
-      <w:tblGrid>
-        <w:gridCol w:w="1134"/>
-        <w:gridCol w:w="1984"/>
-        <w:gridCol w:w="4195"/>
-        <w:gridCol w:w="1247"/>
-      </w:tblGrid>
-      <w:tr>
-        <w:tc>
-          <w:tcPr>
-            <w:tcW w:w="1134" w:type="dxa"/>
-          </w:tcPr>
-          <w:p>
-            <w:pPr>
-              <w:jc w:val="center"/>
-              <w:rPr>
-                <w:sz w:val="28"/>
-                <w:szCs w:val="40"/>
-              </w:rPr>
-            </w:pPr>
-            <w:r>
-              <w:rPr>
-                <w:b/>
-                <w:sz w:val="28"/>
-                <w:szCs w:val="40"/>
-              </w:rPr>
-              <w:t>Quy tắc</w:t>
-            </w:r>
-          </w:p>
-        </w:tc>
-        <w:tc>
-          <w:tcPr>
-            <w:tcW w:w="1984" w:type="dxa"/>
-          </w:tcPr>
-          <w:p>
-            <w:pPr>
-              <w:jc w:val="center"/>
-              <w:rPr>
-                <w:sz w:val="28"/>
-                <w:szCs w:val="40"/>
-              </w:rPr>
-            </w:pPr>
-            <w:r>
-              <w:rPr>
-                <w:b/>
-                <w:sz w:val="28"/>
-                <w:szCs w:val="40"/>
-              </w:rPr>
-              <w:t>UML / Use case</w:t>
-            </w:r>
-          </w:p>
-        </w:tc>
-        <w:tc>
-          <w:tcPr>
-            <w:tcW w:w="4195" w:type="dxa"/>
-          </w:tcPr>
-          <w:p>
-            <w:pPr>
-              <w:jc w:val="center"/>
-              <w:rPr>
-                <w:sz w:val="28"/>
-                <w:szCs w:val="40"/>
-              </w:rPr>
-            </w:pPr>
-            <w:r>
-              <w:rPr>
-                <w:b/>
-                <w:sz w:val="28"/>
-                <w:szCs w:val="40"/>
-              </w:rPr>
-              <w:t>CSDL và Service</w:t>
-            </w:r>
-          </w:p>
-        </w:tc>
-        <w:tc>
-          <w:tcPr>
-            <w:tcW w:w="1247" w:type="dxa"/>
-          </w:tcPr>
-          <w:p>
-            <w:pPr>
-              <w:jc w:val="center"/>
-              <w:rPr>
-                <w:sz w:val="28"/>
-                <w:szCs w:val="40"/>
-              </w:rPr>
-            </w:pPr>
-            <w:r>
-              <w:rPr>
-                <w:b/>
-                <w:sz w:val="28"/>
-                <w:szCs w:val="40"/>
-              </w:rPr>
-              <w:t>Test case</w:t>
-            </w:r>
-          </w:p>
-        </w:tc>
-      </w:tr>
-      <w:tr>
-        <w:tc>
-          <w:tcPr>
-            <w:tcW w:w="1134" w:type="dxa"/>
-          </w:tcPr>
-          <w:p>
-            <w:pPr>
-              <w:jc w:val="center"/>
-              <w:rPr>
-                <w:sz w:val="28"/>
-                <w:szCs w:val="40"/>
-              </w:rPr>
-            </w:pPr>
-            <w:r>
-              <w:rPr>
-                <w:sz w:val="28"/>
-                <w:szCs w:val="40"/>
-              </w:rPr>
-              <w:t>BR01-BR02</w:t>
-            </w:r>
-          </w:p>
-        </w:tc>
-        <w:tc>
-          <w:tcPr>
-            <w:tcW w:w="1984" w:type="dxa"/>
-          </w:tcPr>
-          <w:p>
-            <w:pPr>
-              <w:rPr>
-                <w:sz w:val="28"/>
-                <w:szCs w:val="40"/>
-              </w:rPr>
-            </w:pPr>
-            <w:r>
-              <w:rPr>
-                <w:sz w:val="28"/>
-                <w:szCs w:val="40"/>
-              </w:rPr>
-              <w:t>U1, U2, UC01</w:t>
-            </w:r>
-          </w:p>
-        </w:tc>
-        <w:tc>
-          <w:tcPr>
-            <w:tcW w:w="4195" w:type="dxa"/>
-          </w:tcPr>
-          <w:p>
-            <w:pPr>
-              <w:rPr>
-                <w:sz w:val="28"/>
-                <w:szCs w:val="40"/>
-              </w:rPr>
-            </w:pPr>
-            <w:r>
-              <w:rPr>
-                <w:sz w:val="28"/>
-                <w:szCs w:val="40"/>
-              </w:rPr>
-              <w:t>sp_DangKyCapHoSo; UNIQUE hồ sơ/lệ phí</w:t>
-            </w:r>
-          </w:p>
-        </w:tc>
-        <w:tc>
-          <w:tcPr>
-            <w:tcW w:w="1247" w:type="dxa"/>
-          </w:tcPr>
-          <w:p>
-            <w:pPr>
-              <w:rPr>
-                <w:sz w:val="28"/>
-                <w:szCs w:val="40"/>
-              </w:rPr>
-            </w:pPr>
-            <w:r>
-              <w:rPr>
-                <w:sz w:val="28"/>
-                <w:szCs w:val="40"/>
-              </w:rPr>
-              <w:t>TC01, TC02</w:t>
-            </w:r>
-          </w:p>
-        </w:tc>
-      </w:tr>
-      <w:tr>
-        <w:tc>
-          <w:tcPr>
-            <w:tcW w:w="1134" w:type="dxa"/>
-          </w:tcPr>
-          <w:p>
-            <w:pPr>
-              <w:jc w:val="center"/>
-              <w:rPr>
-                <w:sz w:val="28"/>
-                <w:szCs w:val="40"/>
-              </w:rPr>
-            </w:pPr>
-            <w:r>
-              <w:rPr>
-                <w:sz w:val="28"/>
-                <w:szCs w:val="40"/>
-              </w:rPr>
-              <w:lastRenderedPageBreak/>
-              <w:t>BR03</w:t>
-            </w:r>
-          </w:p>
-        </w:tc>
-        <w:tc>
-          <w:tcPr>
-            <w:tcW w:w="1984" w:type="dxa"/>
-          </w:tcPr>
-          <w:p>
-            <w:pPr>
-              <w:rPr>
-                <w:sz w:val="28"/>
-                <w:szCs w:val="40"/>
-              </w:rPr>
-            </w:pPr>
-            <w:r>
-              <w:rPr>
-                <w:sz w:val="28"/>
-                <w:szCs w:val="40"/>
-              </w:rPr>
-              <w:t>U1, U3, UC02</w:t>
-            </w:r>
-          </w:p>
-        </w:tc>
-        <w:tc>
-          <w:tcPr>
-            <w:tcW w:w="4195" w:type="dxa"/>
-          </w:tcPr>
-          <w:p>
-            <w:pPr>
-              <w:rPr>
-                <w:sz w:val="28"/>
-                <w:szCs w:val="40"/>
-              </w:rPr>
-            </w:pPr>
-            <w:r>
-              <w:rPr>
-                <w:sz w:val="28"/>
-                <w:szCs w:val="40"/>
-              </w:rPr>
-              <w:t>PhieuKham; sp_LapPhieuKhamVaToa</w:t>
-            </w:r>
-          </w:p>
-        </w:tc>
-        <w:tc>
-          <w:tcPr>
-            <w:tcW w:w="1247" w:type="dxa"/>
-          </w:tcPr>
-          <w:p>
-            <w:pPr>
-              <w:rPr>
-                <w:sz w:val="28"/>
-                <w:szCs w:val="40"/>
-              </w:rPr>
-            </w:pPr>
-            <w:r>
-              <w:rPr>
-                <w:sz w:val="28"/>
-                <w:szCs w:val="40"/>
-              </w:rPr>
-              <w:t>TC05</w:t>
-            </w:r>
-          </w:p>
-        </w:tc>
-      </w:tr>
-      <w:tr>
-        <w:tc>
-          <w:tcPr>
-            <w:tcW w:w="1134" w:type="dxa"/>
-          </w:tcPr>
-          <w:p>
-            <w:pPr>
-              <w:jc w:val="center"/>
-              <w:rPr>
-                <w:sz w:val="28"/>
-                <w:szCs w:val="40"/>
-              </w:rPr>
-            </w:pPr>
-            <w:r>
-              <w:rPr>
-                <w:sz w:val="28"/>
-                <w:szCs w:val="40"/>
-              </w:rPr>
-              <w:t>BR04-BR05</w:t>
-            </w:r>
-          </w:p>
-        </w:tc>
-        <w:tc>
-          <w:tcPr>
-            <w:tcW w:w="1984" w:type="dxa"/>
-          </w:tcPr>
-          <w:p>
-            <w:pPr>
-              <w:rPr>
-                <w:sz w:val="28"/>
-                <w:szCs w:val="40"/>
-              </w:rPr>
-            </w:pPr>
-            <w:r>
-              <w:rPr>
-                <w:sz w:val="28"/>
-                <w:szCs w:val="40"/>
-              </w:rPr>
-              <w:t>U1, U3, U5, UC03-UC04</w:t>
-            </w:r>
-          </w:p>
-        </w:tc>
-        <w:tc>
-          <w:tcPr>
-            <w:tcW w:w="4195" w:type="dxa"/>
-          </w:tcPr>
-          <w:p>
-            <w:pPr>
-              <w:rPr>
-                <w:sz w:val="28"/>
-                <w:szCs w:val="40"/>
-              </w:rPr>
-            </w:pPr>
-            <w:r>
-              <w:rPr>
-                <w:sz w:val="28"/>
-                <w:szCs w:val="40"/>
-              </w:rPr>
-              <w:t>ChiDinhXetNghiem, ToaThuoc, ChiTietToaThuoc</w:t>
-            </w:r>
-          </w:p>
-        </w:tc>
-        <w:tc>
-          <w:tcPr>
-            <w:tcW w:w="1247" w:type="dxa"/>
-          </w:tcPr>
-          <w:p>
-            <w:pPr>
-              <w:rPr>
-                <w:sz w:val="28"/>
-                <w:szCs w:val="40"/>
-              </w:rPr>
-            </w:pPr>
-            <w:r>
-              <w:rPr>
-                <w:sz w:val="28"/>
-                <w:szCs w:val="40"/>
-              </w:rPr>
-              <w:t>TC05</w:t>
-            </w:r>
-          </w:p>
-        </w:tc>
-      </w:tr>
-      <w:tr>
-        <w:tc>
-          <w:tcPr>
-            <w:tcW w:w="1134" w:type="dxa"/>
-          </w:tcPr>
-          <w:p>
-            <w:pPr>
-              <w:jc w:val="center"/>
-              <w:rPr>
-                <w:sz w:val="28"/>
-                <w:szCs w:val="40"/>
-              </w:rPr>
-            </w:pPr>
-            <w:r>
-              <w:rPr>
-                <w:sz w:val="28"/>
-                <w:szCs w:val="40"/>
-              </w:rPr>
-              <w:t>BR06</w:t>
-            </w:r>
-          </w:p>
-        </w:tc>
-        <w:tc>
-          <w:tcPr>
-            <w:tcW w:w="1984" w:type="dxa"/>
-          </w:tcPr>
-          <w:p>
-            <w:pPr>
-              <w:rPr>
-                <w:sz w:val="28"/>
-                <w:szCs w:val="40"/>
-              </w:rPr>
-            </w:pPr>
-            <w:r>
-              <w:rPr>
-                <w:sz w:val="28"/>
-                <w:szCs w:val="40"/>
-              </w:rPr>
-              <w:t>U1, U2, UC05</w:t>
-            </w:r>
-          </w:p>
-        </w:tc>
-        <w:tc>
-          <w:tcPr>
-            <w:tcW w:w="4195" w:type="dxa"/>
-          </w:tcPr>
-          <w:p>
-            <w:pPr>
-              <w:rPr>
-                <w:sz w:val="28"/>
-                <w:szCs w:val="40"/>
-              </w:rPr>
-            </w:pPr>
-            <w:r>
-              <w:rPr>
-                <w:sz w:val="28"/>
-                <w:szCs w:val="40"/>
-              </w:rPr>
-              <w:t>LichHen; UNIQUE (MaHoSo, NgayGioHen)</w:t>
-            </w:r>
-          </w:p>
-        </w:tc>
-        <w:tc>
-          <w:tcPr>
-            <w:tcW w:w="1247" w:type="dxa"/>
-          </w:tcPr>
-          <w:p>
-            <w:pPr>
-              <w:rPr>
-                <w:sz w:val="28"/>
-                <w:szCs w:val="40"/>
-              </w:rPr>
-            </w:pPr>
-            <w:r>
-              <w:rPr>
-                <w:sz w:val="28"/>
-                <w:szCs w:val="40"/>
-              </w:rPr>
-              <w:t>TC04</w:t>
-            </w:r>
-          </w:p>
-        </w:tc>
-      </w:tr>
-      <w:tr>
-        <w:tc>
-          <w:tcPr>
-            <w:tcW w:w="1134" w:type="dxa"/>
-          </w:tcPr>
-          <w:p>
-            <w:pPr>
-              <w:jc w:val="center"/>
-              <w:rPr>
-                <w:sz w:val="28"/>
-                <w:szCs w:val="40"/>
-              </w:rPr>
-            </w:pPr>
-            <w:r>
-              <w:rPr>
-                <w:sz w:val="28"/>
-                <w:szCs w:val="40"/>
-              </w:rPr>
-              <w:t>BR07</w:t>
-            </w:r>
-          </w:p>
-        </w:tc>
-        <w:tc>
-          <w:tcPr>
-            <w:tcW w:w="1984" w:type="dxa"/>
-          </w:tcPr>
-          <w:p>
-            <w:pPr>
-              <w:rPr>
-                <w:sz w:val="28"/>
-                <w:szCs w:val="40"/>
-              </w:rPr>
-            </w:pPr>
-            <w:r>
-              <w:rPr>
-                <w:sz w:val="28"/>
-                <w:szCs w:val="40"/>
-              </w:rPr>
-              <w:t>U1, U2, UC06</w:t>
-            </w:r>
-          </w:p>
-        </w:tc>
-        <w:tc>
-          <w:tcPr>
-            <w:tcW w:w="4195" w:type="dxa"/>
-          </w:tcPr>
-          <w:p>
-            <w:pPr>
-              <w:rPr>
-                <w:sz w:val="28"/>
-                <w:szCs w:val="40"/>
-              </w:rPr>
-            </w:pPr>
-            <w:r>
-              <w:rPr>
-                <w:sz w:val="28"/>
-                <w:szCs w:val="40"/>
-              </w:rPr>
-              <w:t>sp_ThanhToanHoanTat; TrangThai PhieuKham</w:t>
-            </w:r>
-          </w:p>
-        </w:tc>
-        <w:tc>
-          <w:tcPr>
-            <w:tcW w:w="1247" w:type="dxa"/>
-          </w:tcPr>
-          <w:p>
-            <w:pPr>
-              <w:rPr>
-                <w:sz w:val="28"/>
-                <w:szCs w:val="40"/>
-              </w:rPr>
-            </w:pPr>
-            <w:r>
-              <w:rPr>
-                <w:sz w:val="28"/>
-                <w:szCs w:val="40"/>
-              </w:rPr>
-              <w:t>TC06, TC07</w:t>
-            </w:r>
-          </w:p>
-        </w:tc>
-      </w:tr>
-      <w:tr>
-        <w:tc>
-          <w:tcPr>
-            <w:tcW w:w="1134" w:type="dxa"/>
-          </w:tcPr>
-          <w:p>
-            <w:pPr>
-              <w:jc w:val="center"/>
-              <w:rPr>
-                <w:sz w:val="28"/>
-                <w:szCs w:val="40"/>
-              </w:rPr>
-            </w:pPr>
-            <w:r>
-              <w:rPr>
-                <w:sz w:val="28"/>
-                <w:szCs w:val="40"/>
-              </w:rPr>
-              <w:t>BR08</w:t>
-            </w:r>
-          </w:p>
-        </w:tc>
-        <w:tc>
-          <w:tcPr>
-            <w:tcW w:w="1984" w:type="dxa"/>
-          </w:tcPr>
-          <w:p>
-            <w:pPr>
-              <w:rPr>
-                <w:sz w:val="28"/>
-                <w:szCs w:val="40"/>
-              </w:rPr>
-            </w:pPr>
-            <w:r>
-              <w:rPr>
-                <w:sz w:val="28"/>
-                <w:szCs w:val="40"/>
-              </w:rPr>
-              <w:t>U1, U2, UC07</w:t>
-            </w:r>
-          </w:p>
-        </w:tc>
-        <w:tc>
-          <w:tcPr>
-            <w:tcW w:w="4195" w:type="dxa"/>
-          </w:tcPr>
-          <w:p>
-            <w:pPr>
-              <w:rPr>
-                <w:sz w:val="28"/>
-                <w:szCs w:val="40"/>
-              </w:rPr>
-            </w:pPr>
-            <w:r>
-              <w:rPr>
-                <w:sz w:val="28"/>
-                <w:szCs w:val="40"/>
-              </w:rPr>
-              <w:t>IX_PhieuKham_MaHoSo_Ngay; SearchHistory</w:t>
-            </w:r>
-          </w:p>
-        </w:tc>
-        <w:tc>
-          <w:tcPr>
-            <w:tcW w:w="1247" w:type="dxa"/>
-          </w:tcPr>
-          <w:p>
-            <w:pPr>
-              <w:rPr>
-                <w:sz w:val="28"/>
-                <w:szCs w:val="40"/>
-              </w:rPr>
-            </w:pPr>
-            <w:r>
-              <w:rPr>
-                <w:sz w:val="28"/>
-                <w:szCs w:val="40"/>
-              </w:rPr>
-              <w:t>TC03</w:t>
-            </w:r>
-          </w:p>
-        </w:tc>
-      </w:tr>
-    </w:tbl>
-    <w:p/>
-    <w:p>
-      <w:pPr>
-        <w:pStyle w:val="Heading1"/>
-        <w:spacing w:before="200"/>
-      </w:pPr>
-      <w:r>
-        <w:rPr>
-          <w:sz w:val="26"/>
-        </w:rPr>
-        <w:t>4. DỮ LIỆU SẠCH VÀ CÁCH CHẠY</w:t>
-      </w:r>
-    </w:p>
-    <w:p>
-      <w:pPr>
-        <w:spacing w:line="300" w:lineRule="auto"/>
-        <w:ind w:firstLine="425"/>
-        <w:jc w:val="both"/>
-      </w:pPr>
-      <w:r>
-        <w:t>Test runner tạo dữ liệu tạm bằng số điện thoại có thời gian hiện tại để tránh trùng với dữ liệu mẫu. Sau khi chạy, runner xóa thanh toán, chi tiết toa, toa, xét nghiệm, lịch hẹn, phiếu khám, hồ sơ, lệ phí, phiếu đăng ký và bệnh nhân theo thứ tự khóa ngoại. Chạy Testing\bin\Debug\Task6ServiceTests.exe sau khi đã chạy script Database\QuanLyHoSoBenhAn.sql.</w:t>
-      </w:r>
-    </w:p>
-    <w:p>
-      <w:pPr>
-        <w:pStyle w:val="Heading1"/>
-        <w:spacing w:before="200"/>
-      </w:pPr>
-      <w:r>
-        <w:rPr>
-          <w:sz w:val="26"/>
-        </w:rPr>
-        <w:t>5. KẾT LUẬN HẠNG MỤC 6</w:t>
-      </w:r>
-    </w:p>
-    <w:p>
-      <w:pPr>
-        <w:spacing w:line="300" w:lineRule="auto"/>
-        <w:ind w:firstLine="425"/>
-        <w:jc w:val="both"/>
-      </w:pPr>
-      <w:r>
-        <w:t>Bảy ca kiểm thử đã chạy thành công và bao phủ toàn bộ quy tắc nghiệp vụ bắt buộc trong đề bài. Mô hình UML, schema SQL Server, WinForms và kiểm thử được liên kết bằng các mã BR, UC, AS và TC để thuận tiện kiểm tra, trình bày và mở rộng bài tập.</w:t>
-      </w:r>
-    </w:p>
     <w:sectPr>
-      <w:footerReference w:type="default" r:id="rId35"/>
+      <w:footerReference w:type="default" r:id="rId30"/>
       <w:type w:val="continuous"/>
       <w:pgSz w:w="12240" w:h="15840"/>
       <w:pgMar w:top="1134" w:right="1134" w:bottom="1134" w:left="1417" w:header="708" w:footer="708" w:gutter="0"/>
@@ -14760,7 +10024,6 @@
   <w:style w:type="character" w:default="1" w:styleId="DefaultParagraphFont">
     <w:name w:val="Default Paragraph Font"/>
     <w:uiPriority w:val="1"/>
-    <w:semiHidden/>
     <w:unhideWhenUsed/>
   </w:style>
   <w:style w:type="table" w:default="1" w:styleId="TableNormal">
